--- a/backend/word_templates/自有资金/机械租赁/五选二/3.交易文件.docx
+++ b/backend/word_templates/自有资金/机械租赁/五选二/3.交易文件.docx
@@ -49,6 +49,7 @@
         <w:rPr>
           <w:rFonts w:hint="eastAsia" w:ascii="方正小标宋简体" w:eastAsia="方正小标宋简体"/>
           <w:b/>
+          <w:color w:val="0000FF"/>
           <w:sz w:val="52"/>
           <w:szCs w:val="52"/>
           <w:highlight w:val="none"/>
@@ -234,12 +235,44 @@
       <w:r>
         <w:rPr>
           <w:rFonts w:hint="eastAsia" w:ascii="黑体" w:hAnsi="黑体" w:eastAsia="黑体" w:cs="仿宋_GB2312"/>
+          <w:color w:val="0000FF"/>
           <w:sz w:val="32"/>
           <w:szCs w:val="32"/>
           <w:highlight w:val="none"/>
           <w:lang w:val="en-US" w:eastAsia="zh-CN"/>
         </w:rPr>
-        <w:t>{{jiaoyi_fengmian_year}}年{{jiaoyi_fengmian_month}}月</w:t>
+        <w:t>{{jiaoyi_fengmian_year}}</w:t>
+      </w:r>
+      <w:r>
+        <w:rPr>
+          <w:rFonts w:hint="eastAsia" w:ascii="黑体" w:hAnsi="黑体" w:eastAsia="黑体" w:cs="仿宋_GB2312"/>
+          <w:sz w:val="32"/>
+          <w:szCs w:val="32"/>
+          <w:highlight w:val="none"/>
+          <w:lang w:val="en-US" w:eastAsia="zh-CN"/>
+        </w:rPr>
+        <w:t>年</w:t>
+      </w:r>
+      <w:r>
+        <w:rPr>
+          <w:rFonts w:hint="eastAsia" w:ascii="黑体" w:hAnsi="黑体" w:eastAsia="黑体" w:cs="仿宋_GB2312"/>
+          <w:color w:val="0000FF"/>
+          <w:sz w:val="32"/>
+          <w:szCs w:val="32"/>
+          <w:highlight w:val="none"/>
+          <w:lang w:val="en-US" w:eastAsia="zh-CN"/>
+        </w:rPr>
+        <w:t>{{jiaoyi_fengmian_month}}</w:t>
+      </w:r>
+      <w:r>
+        <w:rPr>
+          <w:rFonts w:hint="eastAsia" w:ascii="黑体" w:hAnsi="黑体" w:eastAsia="黑体" w:cs="仿宋_GB2312"/>
+          <w:sz w:val="32"/>
+          <w:szCs w:val="32"/>
+          <w:highlight w:val="none"/>
+          <w:lang w:val="en-US" w:eastAsia="zh-CN"/>
+        </w:rPr>
+        <w:t>月</w:t>
       </w:r>
     </w:p>
     <w:p>
@@ -264,10 +297,22 @@
     <w:p>
       <w:pPr>
         <w:pStyle w:val="62"/>
+        <w:keepNext w:val="0"/>
+        <w:keepLines w:val="0"/>
+        <w:pageBreakBefore/>
+        <w:widowControl w:val="0"/>
+        <w:kinsoku/>
+        <w:wordWrap/>
+        <w:overflowPunct/>
+        <w:topLinePunct w:val="0"/>
+        <w:autoSpaceDE/>
+        <w:autoSpaceDN/>
+        <w:bidi w:val="0"/>
         <w:adjustRightInd w:val="0"/>
         <w:snapToGrid w:val="0"/>
         <w:spacing w:before="0" w:line="600" w:lineRule="exact"/>
         <w:jc w:val="center"/>
+        <w:textAlignment w:val="auto"/>
         <w:rPr>
           <w:rFonts w:ascii="方正小标宋简体" w:eastAsia="方正小标宋简体"/>
           <w:b/>
@@ -280,18 +325,6 @@
       </w:pPr>
       <w:bookmarkStart w:id="1" w:name="_Toc24600"/>
       <w:bookmarkStart w:id="2" w:name="_Toc27437"/>
-      <w:r>
-        <w:rPr>
-          <w:rFonts w:hint="eastAsia" w:ascii="方正小标宋简体" w:eastAsia="方正小标宋简体"/>
-          <w:b/>
-          <w:color w:val="auto"/>
-          <w:sz w:val="44"/>
-          <w:szCs w:val="44"/>
-          <w:highlight w:val="none"/>
-          <w:lang w:val="zh-CN"/>
-        </w:rPr>
-        <w:br w:type="page"/>
-      </w:r>
       <w:r>
         <w:rPr>
           <w:rFonts w:hint="eastAsia" w:ascii="方正小标宋简体" w:eastAsia="方正小标宋简体"/>
@@ -1363,7 +1396,8 @@
       <w:pPr>
         <w:keepNext w:val="0"/>
         <w:keepLines w:val="0"/>
-        <w:pageBreakBefore w:val="0"/>
+        <w:pageBreakBefore/>
+        <w:widowControl w:val="0"/>
         <w:kinsoku/>
         <w:wordWrap/>
         <w:overflowPunct/>
@@ -1371,9 +1405,10 @@
         <w:autoSpaceDE/>
         <w:autoSpaceDN/>
         <w:bidi w:val="0"/>
+        <w:adjustRightInd/>
         <w:snapToGrid w:val="0"/>
         <w:spacing w:line="580" w:lineRule="exact"/>
-        <w:ind w:firstLine="560" w:firstLineChars="200"/>
+        <w:ind w:firstLine="720" w:firstLineChars="200"/>
         <w:jc w:val="center"/>
         <w:textAlignment w:val="auto"/>
         <w:outlineLvl w:val="0"/>
@@ -1387,17 +1422,6 @@
           <w:lang w:val="en-US" w:eastAsia="zh-CN" w:bidi="ar-SA"/>
         </w:rPr>
       </w:pPr>
-      <w:r>
-        <w:rPr>
-          <w:rFonts w:hint="eastAsia" w:ascii="仿宋_GB2312" w:eastAsia="仿宋_GB2312"/>
-          <w:sz w:val="28"/>
-          <w:szCs w:val="28"/>
-          <w:highlight w:val="none"/>
-          <w:u w:val="single"/>
-          <w:lang w:val="en-US" w:eastAsia="zh-CN"/>
-        </w:rPr>
-        <w:br w:type="page"/>
-      </w:r>
       <w:bookmarkStart w:id="3" w:name="_Toc20064"/>
       <w:r>
         <w:rPr>
@@ -1496,6 +1520,7 @@
       <w:r>
         <w:rPr>
           <w:rFonts w:hint="eastAsia" w:ascii="仿宋_GB2312" w:eastAsia="仿宋_GB2312"/>
+          <w:color w:val="0000FF"/>
           <w:sz w:val="28"/>
           <w:szCs w:val="28"/>
           <w:highlight w:val="none"/>
@@ -1557,6 +1582,7 @@
         <w:keepNext w:val="0"/>
         <w:keepLines w:val="0"/>
         <w:pageBreakBefore w:val="0"/>
+        <w:widowControl w:val="0"/>
         <w:kinsoku/>
         <w:wordWrap/>
         <w:overflowPunct/>
@@ -1566,7 +1592,7 @@
         <w:bidi w:val="0"/>
         <w:adjustRightInd w:val="0"/>
         <w:snapToGrid w:val="0"/>
-        <w:spacing w:line="560" w:lineRule="exact"/>
+        <w:spacing w:line="360" w:lineRule="auto"/>
         <w:ind w:firstLine="643" w:firstLineChars="200"/>
         <w:jc w:val="left"/>
         <w:textAlignment w:val="auto"/>
@@ -1618,6 +1644,7 @@
         <w:keepNext w:val="0"/>
         <w:keepLines w:val="0"/>
         <w:pageBreakBefore w:val="0"/>
+        <w:widowControl w:val="0"/>
         <w:kinsoku/>
         <w:wordWrap/>
         <w:overflowPunct/>
@@ -1627,7 +1654,7 @@
         <w:bidi w:val="0"/>
         <w:adjustRightInd w:val="0"/>
         <w:snapToGrid w:val="0"/>
-        <w:spacing w:line="560" w:lineRule="exact"/>
+        <w:spacing w:line="360" w:lineRule="auto"/>
         <w:ind w:firstLine="560" w:firstLineChars="200"/>
         <w:jc w:val="left"/>
         <w:textAlignment w:val="auto"/>
@@ -1650,9 +1677,11 @@
       <w:r>
         <w:rPr>
           <w:rFonts w:hint="eastAsia" w:ascii="仿宋_GB2312" w:eastAsia="仿宋_GB2312"/>
-          <w:sz w:val="28"/>
-          <w:szCs w:val="28"/>
-          <w:highlight w:val="none"/>
+          <w:color w:val="0000FF"/>
+          <w:sz w:val="28"/>
+          <w:szCs w:val="28"/>
+          <w:highlight w:val="none"/>
+          <w:u w:val="single"/>
           <w:lang w:val="en-US" w:eastAsia="zh-CN"/>
         </w:rPr>
         <w:t>{{caigou_xiangmu_ming}}</w:t>
@@ -1663,6 +1692,7 @@
         <w:keepNext w:val="0"/>
         <w:keepLines w:val="0"/>
         <w:pageBreakBefore w:val="0"/>
+        <w:widowControl w:val="0"/>
         <w:kinsoku/>
         <w:wordWrap/>
         <w:overflowPunct/>
@@ -1672,7 +1702,7 @@
         <w:bidi w:val="0"/>
         <w:adjustRightInd w:val="0"/>
         <w:snapToGrid w:val="0"/>
-        <w:spacing w:line="560" w:lineRule="exact"/>
+        <w:spacing w:line="360" w:lineRule="auto"/>
         <w:ind w:firstLine="560" w:firstLineChars="200"/>
         <w:jc w:val="left"/>
         <w:textAlignment w:val="auto"/>
@@ -1731,6 +1761,7 @@
         <w:keepNext w:val="0"/>
         <w:keepLines w:val="0"/>
         <w:pageBreakBefore w:val="0"/>
+        <w:widowControl w:val="0"/>
         <w:kinsoku/>
         <w:wordWrap/>
         <w:overflowPunct/>
@@ -1740,7 +1771,7 @@
         <w:bidi w:val="0"/>
         <w:adjustRightInd w:val="0"/>
         <w:snapToGrid w:val="0"/>
-        <w:spacing w:line="560" w:lineRule="exact"/>
+        <w:spacing w:line="360" w:lineRule="auto"/>
         <w:ind w:firstLine="560" w:firstLineChars="200"/>
         <w:jc w:val="left"/>
         <w:textAlignment w:val="auto"/>
@@ -1784,6 +1815,7 @@
       <w:r>
         <w:rPr>
           <w:rFonts w:hint="eastAsia" w:ascii="仿宋_GB2312" w:eastAsia="仿宋_GB2312"/>
+          <w:color w:val="0000FF"/>
           <w:sz w:val="28"/>
           <w:szCs w:val="28"/>
           <w:highlight w:val="none"/>
@@ -1802,7 +1834,55 @@
           <w:u w:val="single"/>
           <w:lang w:val="en-US" w:eastAsia="zh-CN"/>
         </w:rPr>
-        <w:t>（其中第一标段：约{{kongzhijia_biao1}}元；第二标段约{{kongzhijia_biao2}}元）</w:t>
+        <w:t>（其中第一标段：约</w:t>
+      </w:r>
+      <w:r>
+        <w:rPr>
+          <w:rFonts w:hint="eastAsia" w:ascii="仿宋_GB2312" w:eastAsia="仿宋_GB2312" w:cs="Times New Roman"/>
+          <w:color w:val="0000FF"/>
+          <w:sz w:val="28"/>
+          <w:szCs w:val="28"/>
+          <w:highlight w:val="none"/>
+          <w:u w:val="single"/>
+          <w:lang w:val="en-US" w:eastAsia="zh-CN"/>
+        </w:rPr>
+        <w:t>{{kongzhijia_biao1}}</w:t>
+      </w:r>
+      <w:r>
+        <w:rPr>
+          <w:rFonts w:hint="eastAsia" w:ascii="仿宋_GB2312" w:eastAsia="仿宋_GB2312" w:cs="Times New Roman"/>
+          <w:color w:val="auto"/>
+          <w:sz w:val="28"/>
+          <w:szCs w:val="28"/>
+          <w:highlight w:val="none"/>
+          <w:u w:val="single"/>
+          <w:lang w:val="en-US" w:eastAsia="zh-CN"/>
+        </w:rPr>
+        <w:t>元；第二标段约</w:t>
+      </w:r>
+      <w:r>
+        <w:rPr>
+          <w:rFonts w:hint="eastAsia" w:ascii="仿宋_GB2312" w:eastAsia="仿宋_GB2312" w:cs="Times New Roman"/>
+          <w:color w:val="0000FF"/>
+          <w:sz w:val="28"/>
+          <w:szCs w:val="28"/>
+          <w:highlight w:val="none"/>
+          <w:u w:val="single"/>
+          <w:lang w:val="en-US" w:eastAsia="zh-CN"/>
+        </w:rPr>
+        <w:t>{{kongzhijia_biao2}}</w:t>
+      </w:r>
+      <w:r>
+        <w:rPr>
+          <w:rFonts w:hint="eastAsia" w:ascii="仿宋_GB2312" w:eastAsia="仿宋_GB2312" w:cs="Times New Roman"/>
+          <w:color w:val="auto"/>
+          <w:sz w:val="28"/>
+          <w:szCs w:val="28"/>
+          <w:highlight w:val="none"/>
+          <w:u w:val="single"/>
+          <w:lang w:val="en-US" w:eastAsia="zh-CN"/>
+        </w:rPr>
+        <w:t>元）</w:t>
       </w:r>
     </w:p>
     <w:p>
@@ -1810,6 +1890,7 @@
         <w:keepNext w:val="0"/>
         <w:keepLines w:val="0"/>
         <w:pageBreakBefore w:val="0"/>
+        <w:widowControl w:val="0"/>
         <w:kinsoku/>
         <w:wordWrap/>
         <w:overflowPunct/>
@@ -1819,7 +1900,7 @@
         <w:bidi w:val="0"/>
         <w:adjustRightInd w:val="0"/>
         <w:snapToGrid w:val="0"/>
-        <w:spacing w:line="560" w:lineRule="exact"/>
+        <w:spacing w:line="360" w:lineRule="auto"/>
         <w:ind w:firstLine="560" w:firstLineChars="200"/>
         <w:jc w:val="left"/>
         <w:textAlignment w:val="auto"/>
@@ -1863,6 +1944,7 @@
       <w:r>
         <w:rPr>
           <w:rFonts w:hint="eastAsia" w:ascii="仿宋_GB2312" w:eastAsia="仿宋_GB2312"/>
+          <w:color w:val="0000FF"/>
           <w:sz w:val="28"/>
           <w:szCs w:val="28"/>
           <w:highlight w:val="none"/>
@@ -1877,6 +1959,7 @@
         <w:keepNext w:val="0"/>
         <w:keepLines w:val="0"/>
         <w:pageBreakBefore w:val="0"/>
+        <w:widowControl w:val="0"/>
         <w:kinsoku/>
         <w:wordWrap/>
         <w:overflowPunct/>
@@ -1886,7 +1969,7 @@
         <w:bidi w:val="0"/>
         <w:adjustRightInd w:val="0"/>
         <w:snapToGrid w:val="0"/>
-        <w:spacing w:line="560" w:lineRule="exact"/>
+        <w:spacing w:line="360" w:lineRule="auto"/>
         <w:ind w:firstLine="560" w:firstLineChars="200"/>
         <w:jc w:val="left"/>
         <w:textAlignment w:val="auto"/>
@@ -1939,9 +2022,21 @@
     <w:p>
       <w:pPr>
         <w:pStyle w:val="96"/>
-        <w:spacing w:before="5"/>
+        <w:keepNext w:val="0"/>
+        <w:keepLines w:val="0"/>
+        <w:pageBreakBefore w:val="0"/>
+        <w:widowControl w:val="0"/>
+        <w:kinsoku/>
+        <w:wordWrap/>
+        <w:overflowPunct/>
+        <w:topLinePunct w:val="0"/>
+        <w:autoSpaceDE/>
+        <w:autoSpaceDN/>
+        <w:bidi w:val="0"/>
+        <w:spacing w:before="5" w:line="360" w:lineRule="auto"/>
         <w:ind w:left="101"/>
         <w:jc w:val="left"/>
+        <w:textAlignment w:val="auto"/>
         <w:rPr>
           <w:rFonts w:hint="eastAsia" w:ascii="仿宋_GB2312" w:hAnsi="Calibri" w:eastAsia="仿宋_GB2312" w:cs="Times New Roman"/>
           <w:color w:val="FF0000"/>
@@ -1960,7 +2055,7 @@
           <w:highlight w:val="none"/>
           <w:lang w:val="en-US" w:eastAsia="zh-CN"/>
         </w:rPr>
-        <w:t xml:space="preserve">      项目内容</w:t>
+        <w:t xml:space="preserve">     项目内容</w:t>
       </w:r>
       <w:r>
         <w:rPr>
@@ -1993,6 +2088,7 @@
       <w:r>
         <w:rPr>
           <w:rFonts w:hint="eastAsia" w:ascii="仿宋_GB2312" w:hAnsi="Calibri" w:eastAsia="仿宋_GB2312" w:cs="Times New Roman"/>
+          <w:color w:val="0000FF"/>
           <w:kern w:val="2"/>
           <w:sz w:val="28"/>
           <w:szCs w:val="28"/>
@@ -2009,6 +2105,7 @@
         <w:keepNext w:val="0"/>
         <w:keepLines w:val="0"/>
         <w:pageBreakBefore w:val="0"/>
+        <w:widowControl w:val="0"/>
         <w:kinsoku/>
         <w:wordWrap/>
         <w:overflowPunct/>
@@ -2016,7 +2113,7 @@
         <w:autoSpaceDE/>
         <w:autoSpaceDN/>
         <w:bidi w:val="0"/>
-        <w:spacing w:line="560" w:lineRule="exact"/>
+        <w:spacing w:line="360" w:lineRule="auto"/>
         <w:ind w:firstLine="840" w:firstLineChars="300"/>
         <w:textAlignment w:val="auto"/>
         <w:rPr>
@@ -2059,6 +2156,7 @@
         <w:keepNext w:val="0"/>
         <w:keepLines w:val="0"/>
         <w:pageBreakBefore w:val="0"/>
+        <w:widowControl w:val="0"/>
         <w:kinsoku/>
         <w:wordWrap/>
         <w:overflowPunct/>
@@ -2066,7 +2164,7 @@
         <w:autoSpaceDE/>
         <w:autoSpaceDN/>
         <w:bidi w:val="0"/>
-        <w:spacing w:line="560" w:lineRule="exact"/>
+        <w:spacing w:line="360" w:lineRule="auto"/>
         <w:ind w:firstLine="840" w:firstLineChars="300"/>
         <w:textAlignment w:val="auto"/>
         <w:rPr>
@@ -2093,7 +2191,7 @@
       <w:r>
         <w:rPr>
           <w:rFonts w:hint="eastAsia" w:ascii="仿宋_GB2312" w:eastAsia="仿宋_GB2312" w:cs="Times New Roman"/>
-          <w:color w:val="auto"/>
+          <w:color w:val="0000FF"/>
           <w:sz w:val="28"/>
           <w:szCs w:val="28"/>
           <w:u w:val="single"/>
@@ -2108,6 +2206,7 @@
         <w:keepNext w:val="0"/>
         <w:keepLines w:val="0"/>
         <w:pageBreakBefore w:val="0"/>
+        <w:widowControl w:val="0"/>
         <w:kinsoku/>
         <w:wordWrap/>
         <w:overflowPunct/>
@@ -2115,7 +2214,7 @@
         <w:autoSpaceDE/>
         <w:autoSpaceDN/>
         <w:bidi w:val="0"/>
-        <w:spacing w:line="560" w:lineRule="exact"/>
+        <w:spacing w:line="360" w:lineRule="auto"/>
         <w:ind w:firstLine="840" w:firstLineChars="300"/>
         <w:textAlignment w:val="auto"/>
         <w:rPr>
@@ -2157,6 +2256,7 @@
         <w:keepNext w:val="0"/>
         <w:keepLines w:val="0"/>
         <w:pageBreakBefore w:val="0"/>
+        <w:widowControl w:val="0"/>
         <w:kinsoku/>
         <w:wordWrap/>
         <w:overflowPunct/>
@@ -2164,7 +2264,7 @@
         <w:autoSpaceDE/>
         <w:autoSpaceDN/>
         <w:bidi w:val="0"/>
-        <w:spacing w:line="560" w:lineRule="exact"/>
+        <w:spacing w:line="360" w:lineRule="auto"/>
         <w:ind w:firstLine="840" w:firstLineChars="300"/>
         <w:textAlignment w:val="auto"/>
         <w:rPr>
@@ -3565,7 +3665,8 @@
       <w:pPr>
         <w:keepNext w:val="0"/>
         <w:keepLines w:val="0"/>
-        <w:pageBreakBefore w:val="0"/>
+        <w:pageBreakBefore/>
+        <w:widowControl w:val="0"/>
         <w:kinsoku/>
         <w:wordWrap/>
         <w:overflowPunct/>
@@ -3721,7 +3822,7 @@
       <w:r>
         <w:rPr>
           <w:rFonts w:hint="eastAsia" w:ascii="仿宋_GB2312" w:eastAsia="仿宋_GB2312"/>
-          <w:color w:val="auto"/>
+          <w:color w:val="0000FF"/>
           <w:sz w:val="28"/>
           <w:szCs w:val="28"/>
           <w:highlight w:val="none"/>
@@ -3743,7 +3844,7 @@
       <w:r>
         <w:rPr>
           <w:rFonts w:hint="eastAsia" w:ascii="仿宋_GB2312" w:eastAsia="仿宋_GB2312"/>
-          <w:color w:val="auto"/>
+          <w:color w:val="0000FF"/>
           <w:sz w:val="28"/>
           <w:szCs w:val="28"/>
           <w:highlight w:val="none"/>
@@ -3765,7 +3866,7 @@
       <w:r>
         <w:rPr>
           <w:rFonts w:hint="eastAsia" w:ascii="仿宋_GB2312" w:eastAsia="仿宋_GB2312"/>
-          <w:color w:val="auto"/>
+          <w:color w:val="0000FF"/>
           <w:sz w:val="28"/>
           <w:szCs w:val="28"/>
           <w:highlight w:val="none"/>
@@ -4126,10 +4227,11 @@
       <w:r>
         <w:rPr>
           <w:rFonts w:hint="eastAsia" w:ascii="仿宋_GB2312" w:eastAsia="仿宋_GB2312"/>
-          <w:color w:val="auto"/>
-          <w:sz w:val="28"/>
-          <w:szCs w:val="28"/>
-          <w:highlight w:val="none"/>
+          <w:color w:val="0000FF"/>
+          <w:sz w:val="28"/>
+          <w:szCs w:val="28"/>
+          <w:highlight w:val="none"/>
+          <w:u w:val="single"/>
           <w:lang w:val="en-US" w:eastAsia="zh-CN"/>
         </w:rPr>
         <w:t>{{xiangying_dijiao_jiezhi_year}}</w:t>
@@ -4147,7 +4249,7 @@
       <w:r>
         <w:rPr>
           <w:rFonts w:hint="eastAsia" w:ascii="仿宋_GB2312" w:eastAsia="仿宋_GB2312"/>
-          <w:color w:val="auto"/>
+          <w:color w:val="0000FF"/>
           <w:sz w:val="28"/>
           <w:szCs w:val="28"/>
           <w:highlight w:val="none"/>
@@ -4169,7 +4271,7 @@
       <w:r>
         <w:rPr>
           <w:rFonts w:hint="eastAsia" w:ascii="仿宋_GB2312" w:eastAsia="仿宋_GB2312"/>
-          <w:color w:val="auto"/>
+          <w:color w:val="0000FF"/>
           <w:sz w:val="28"/>
           <w:szCs w:val="28"/>
           <w:highlight w:val="none"/>
@@ -4834,9 +4936,10 @@
     </w:p>
     <w:p>
       <w:pPr>
-        <w:keepNext w:val="0"/>
-        <w:keepLines w:val="0"/>
+        <w:keepNext/>
+        <w:keepLines/>
         <w:pageBreakBefore w:val="0"/>
+        <w:widowControl w:val="0"/>
         <w:kinsoku/>
         <w:wordWrap/>
         <w:overflowPunct/>
@@ -4852,143 +4955,32 @@
         <w:textAlignment w:val="auto"/>
         <w:outlineLvl w:val="1"/>
         <w:rPr>
+          <w:rFonts w:ascii="宋体" w:hAnsi="宋体"/>
+          <w:b/>
+          <w:sz w:val="32"/>
+          <w:szCs w:val="32"/>
+          <w:highlight w:val="none"/>
+        </w:rPr>
+      </w:pPr>
+      <w:bookmarkStart w:id="15" w:name="_Toc30451"/>
+      <w:r>
+        <w:rPr>
           <w:rFonts w:hint="eastAsia" w:ascii="宋体" w:hAnsi="宋体"/>
           <w:b/>
           <w:sz w:val="32"/>
           <w:szCs w:val="32"/>
           <w:highlight w:val="none"/>
         </w:rPr>
-      </w:pPr>
-      <w:bookmarkStart w:id="15" w:name="_Toc30451"/>
-    </w:p>
-    <w:p>
-      <w:pPr>
-        <w:keepNext w:val="0"/>
-        <w:keepLines w:val="0"/>
-        <w:pageBreakBefore w:val="0"/>
-        <w:kinsoku/>
-        <w:wordWrap/>
-        <w:overflowPunct/>
-        <w:topLinePunct w:val="0"/>
-        <w:autoSpaceDE/>
-        <w:autoSpaceDN/>
-        <w:bidi w:val="0"/>
-        <w:adjustRightInd w:val="0"/>
-        <w:snapToGrid w:val="0"/>
-        <w:spacing w:line="560" w:lineRule="exact"/>
-        <w:ind w:firstLine="643" w:firstLineChars="200"/>
-        <w:jc w:val="left"/>
-        <w:textAlignment w:val="auto"/>
-        <w:outlineLvl w:val="1"/>
-        <w:rPr>
-          <w:rFonts w:hint="eastAsia" w:ascii="宋体" w:hAnsi="宋体"/>
-          <w:b/>
-          <w:sz w:val="32"/>
-          <w:szCs w:val="32"/>
-          <w:highlight w:val="none"/>
-        </w:rPr>
-      </w:pPr>
-    </w:p>
-    <w:p>
-      <w:pPr>
-        <w:keepNext w:val="0"/>
-        <w:keepLines w:val="0"/>
-        <w:pageBreakBefore w:val="0"/>
-        <w:kinsoku/>
-        <w:wordWrap/>
-        <w:overflowPunct/>
-        <w:topLinePunct w:val="0"/>
-        <w:autoSpaceDE/>
-        <w:autoSpaceDN/>
-        <w:bidi w:val="0"/>
-        <w:adjustRightInd w:val="0"/>
-        <w:snapToGrid w:val="0"/>
-        <w:spacing w:line="560" w:lineRule="exact"/>
-        <w:ind w:firstLine="643" w:firstLineChars="200"/>
-        <w:jc w:val="left"/>
-        <w:textAlignment w:val="auto"/>
-        <w:outlineLvl w:val="1"/>
-        <w:rPr>
-          <w:rFonts w:hint="eastAsia" w:ascii="宋体" w:hAnsi="宋体"/>
-          <w:b/>
-          <w:sz w:val="32"/>
-          <w:szCs w:val="32"/>
-          <w:highlight w:val="none"/>
-        </w:rPr>
-      </w:pPr>
-    </w:p>
-    <w:p>
-      <w:pPr>
-        <w:keepNext w:val="0"/>
-        <w:keepLines w:val="0"/>
-        <w:pageBreakBefore w:val="0"/>
-        <w:kinsoku/>
-        <w:wordWrap/>
-        <w:overflowPunct/>
-        <w:topLinePunct w:val="0"/>
-        <w:autoSpaceDE/>
-        <w:autoSpaceDN/>
-        <w:bidi w:val="0"/>
-        <w:adjustRightInd w:val="0"/>
-        <w:snapToGrid w:val="0"/>
-        <w:spacing w:line="560" w:lineRule="exact"/>
-        <w:ind w:firstLine="643" w:firstLineChars="200"/>
-        <w:jc w:val="left"/>
-        <w:textAlignment w:val="auto"/>
-        <w:outlineLvl w:val="1"/>
-        <w:rPr>
-          <w:rFonts w:hint="eastAsia" w:ascii="宋体" w:hAnsi="宋体"/>
-          <w:b/>
-          <w:sz w:val="32"/>
-          <w:szCs w:val="32"/>
-          <w:highlight w:val="none"/>
-        </w:rPr>
-      </w:pPr>
-    </w:p>
-    <w:p>
-      <w:pPr>
-        <w:keepNext w:val="0"/>
-        <w:keepLines w:val="0"/>
-        <w:pageBreakBefore w:val="0"/>
-        <w:kinsoku/>
-        <w:wordWrap/>
-        <w:overflowPunct/>
-        <w:topLinePunct w:val="0"/>
-        <w:autoSpaceDE/>
-        <w:autoSpaceDN/>
-        <w:bidi w:val="0"/>
-        <w:adjustRightInd w:val="0"/>
-        <w:snapToGrid w:val="0"/>
-        <w:spacing w:line="560" w:lineRule="exact"/>
-        <w:ind w:firstLine="643" w:firstLineChars="200"/>
-        <w:jc w:val="left"/>
-        <w:textAlignment w:val="auto"/>
-        <w:outlineLvl w:val="1"/>
-        <w:rPr>
-          <w:rFonts w:ascii="宋体" w:hAnsi="宋体"/>
-          <w:b/>
-          <w:sz w:val="32"/>
-          <w:szCs w:val="32"/>
-          <w:highlight w:val="none"/>
-        </w:rPr>
-      </w:pPr>
-      <w:r>
-        <w:rPr>
-          <w:rFonts w:hint="eastAsia" w:ascii="宋体" w:hAnsi="宋体"/>
-          <w:b/>
-          <w:sz w:val="32"/>
-          <w:szCs w:val="32"/>
-          <w:highlight w:val="none"/>
-        </w:rPr>
         <w:t>7.联系方式</w:t>
       </w:r>
       <w:bookmarkEnd w:id="15"/>
     </w:p>
     <w:p>
       <w:pPr>
-        <w:keepNext w:val="0"/>
-        <w:keepLines w:val="0"/>
+        <w:keepNext/>
+        <w:keepLines/>
         <w:pageBreakBefore w:val="0"/>
+        <w:widowControl w:val="0"/>
         <w:kinsoku/>
         <w:wordWrap/>
         <w:overflowPunct/>
@@ -5040,9 +5032,10 @@
     </w:p>
     <w:p>
       <w:pPr>
-        <w:keepNext w:val="0"/>
-        <w:keepLines w:val="0"/>
+        <w:keepNext/>
+        <w:keepLines/>
         <w:pageBreakBefore w:val="0"/>
+        <w:widowControl w:val="0"/>
         <w:kinsoku/>
         <w:wordWrap/>
         <w:overflowPunct/>
@@ -5086,9 +5079,10 @@
     </w:p>
     <w:p>
       <w:pPr>
-        <w:keepNext w:val="0"/>
-        <w:keepLines w:val="0"/>
+        <w:keepNext/>
+        <w:keepLines/>
         <w:pageBreakBefore w:val="0"/>
+        <w:widowControl w:val="0"/>
         <w:kinsoku/>
         <w:wordWrap/>
         <w:overflowPunct/>
@@ -5131,9 +5125,10 @@
     </w:p>
     <w:p>
       <w:pPr>
-        <w:keepNext w:val="0"/>
-        <w:keepLines w:val="0"/>
+        <w:keepNext/>
+        <w:keepLines/>
         <w:pageBreakBefore w:val="0"/>
+        <w:widowControl w:val="0"/>
         <w:kinsoku/>
         <w:wordWrap/>
         <w:overflowPunct/>
@@ -5180,6 +5175,52 @@
           <w:lang w:val="en-US" w:eastAsia="zh-CN"/>
         </w:rPr>
         <w:t>81058722</w:t>
+      </w:r>
+    </w:p>
+    <w:p>
+      <w:pPr>
+        <w:keepNext/>
+        <w:keepLines/>
+        <w:pageBreakBefore w:val="0"/>
+        <w:widowControl w:val="0"/>
+        <w:kinsoku/>
+        <w:wordWrap/>
+        <w:overflowPunct/>
+        <w:topLinePunct w:val="0"/>
+        <w:autoSpaceDE/>
+        <w:autoSpaceDN/>
+        <w:bidi w:val="0"/>
+        <w:adjustRightInd w:val="0"/>
+        <w:snapToGrid w:val="0"/>
+        <w:spacing w:line="560" w:lineRule="exact"/>
+        <w:jc w:val="right"/>
+        <w:textAlignment w:val="auto"/>
+        <w:rPr>
+          <w:rFonts w:hint="eastAsia" w:ascii="仿宋_GB2312" w:eastAsia="仿宋_GB2312"/>
+          <w:sz w:val="28"/>
+          <w:szCs w:val="28"/>
+          <w:lang w:val="en-US" w:eastAsia="zh-CN"/>
+        </w:rPr>
+      </w:pPr>
+      <w:r>
+        <w:rPr>
+          <w:rFonts w:hint="eastAsia" w:ascii="宋体" w:hAnsi="宋体" w:eastAsia="仿宋_GB2312"/>
+          <w:spacing w:val="20"/>
+          <w:sz w:val="28"/>
+          <w:szCs w:val="28"/>
+          <w:highlight w:val="none"/>
+          <w:lang w:val="en-US" w:eastAsia="zh-CN"/>
+        </w:rPr>
+        <w:t xml:space="preserve"> </w:t>
+      </w:r>
+      <w:r>
+        <w:rPr>
+          <w:rFonts w:hint="eastAsia" w:ascii="仿宋_GB2312" w:eastAsia="仿宋_GB2312"/>
+          <w:sz w:val="28"/>
+          <w:szCs w:val="28"/>
+          <w:lang w:val="en-US" w:eastAsia="zh-CN"/>
+        </w:rPr>
+        <w:t>广州自来水专业建安有限公司</w:t>
       </w:r>
     </w:p>
     <w:p>
@@ -5201,37 +5242,307 @@
         <w:textAlignment w:val="auto"/>
         <w:rPr>
           <w:rFonts w:hint="eastAsia" w:ascii="仿宋_GB2312" w:eastAsia="仿宋_GB2312"/>
-          <w:sz w:val="28"/>
-          <w:szCs w:val="28"/>
+          <w:color w:val="0000FF"/>
+          <w:sz w:val="28"/>
+          <w:szCs w:val="28"/>
+          <w:highlight w:val="none"/>
+        </w:rPr>
+      </w:pPr>
+      <w:r>
+        <w:rPr>
+          <w:rFonts w:hint="eastAsia" w:ascii="仿宋_GB2312" w:eastAsia="仿宋_GB2312"/>
+          <w:color w:val="0000FF"/>
+          <w:sz w:val="28"/>
+          <w:szCs w:val="28"/>
+          <w:highlight w:val="none"/>
+          <w:u w:val="single"/>
           <w:lang w:val="en-US" w:eastAsia="zh-CN"/>
         </w:rPr>
-      </w:pPr>
-      <w:r>
-        <w:rPr>
-          <w:rFonts w:hint="eastAsia" w:ascii="宋体" w:hAnsi="宋体" w:eastAsia="仿宋_GB2312"/>
-          <w:spacing w:val="20"/>
-          <w:sz w:val="28"/>
-          <w:szCs w:val="28"/>
-          <w:highlight w:val="none"/>
+        <w:t>{{jiaoyi_wenjian_year}}</w:t>
+      </w:r>
+      <w:r>
+        <w:rPr>
+          <w:rFonts w:hint="eastAsia" w:ascii="仿宋_GB2312" w:eastAsia="仿宋_GB2312"/>
+          <w:color w:val="auto"/>
+          <w:sz w:val="28"/>
+          <w:szCs w:val="28"/>
+          <w:highlight w:val="none"/>
+        </w:rPr>
+        <w:t>年</w:t>
+      </w:r>
+      <w:r>
+        <w:rPr>
+          <w:rFonts w:hint="eastAsia" w:ascii="仿宋_GB2312" w:eastAsia="仿宋_GB2312"/>
+          <w:color w:val="0000FF"/>
+          <w:sz w:val="28"/>
+          <w:szCs w:val="28"/>
+          <w:highlight w:val="none"/>
+          <w:u w:val="single"/>
           <w:lang w:val="en-US" w:eastAsia="zh-CN"/>
         </w:rPr>
-        <w:t xml:space="preserve"> </w:t>
+        <w:t>{{jiaoyi_wenjian_month}}</w:t>
       </w:r>
       <w:r>
         <w:rPr>
           <w:rFonts w:hint="eastAsia" w:ascii="仿宋_GB2312" w:eastAsia="仿宋_GB2312"/>
-          <w:sz w:val="28"/>
-          <w:szCs w:val="28"/>
+          <w:color w:val="auto"/>
+          <w:sz w:val="28"/>
+          <w:szCs w:val="28"/>
+          <w:highlight w:val="none"/>
+        </w:rPr>
+        <w:t>月</w:t>
+      </w:r>
+      <w:r>
+        <w:rPr>
+          <w:rFonts w:hint="eastAsia" w:ascii="仿宋_GB2312" w:eastAsia="仿宋_GB2312"/>
+          <w:color w:val="0000FF"/>
+          <w:sz w:val="28"/>
+          <w:szCs w:val="28"/>
+          <w:highlight w:val="none"/>
+          <w:u w:val="single"/>
           <w:lang w:val="en-US" w:eastAsia="zh-CN"/>
         </w:rPr>
-        <w:t>广州自来水专业建安有限公司</w:t>
+        <w:t>{{jiaoyi_wenjian_day}}</w:t>
+      </w:r>
+      <w:r>
+        <w:rPr>
+          <w:rFonts w:hint="eastAsia" w:ascii="仿宋_GB2312" w:eastAsia="仿宋_GB2312"/>
+          <w:color w:val="auto"/>
+          <w:sz w:val="28"/>
+          <w:szCs w:val="28"/>
+          <w:highlight w:val="none"/>
+        </w:rPr>
+        <w:t>日</w:t>
       </w:r>
     </w:p>
     <w:p>
       <w:pPr>
+        <w:pStyle w:val="59"/>
+        <w:ind w:left="0" w:leftChars="0" w:firstLine="0" w:firstLineChars="0"/>
+        <w:jc w:val="both"/>
+        <w:rPr>
+          <w:rFonts w:hint="eastAsia"/>
+          <w:highlight w:val="none"/>
+        </w:rPr>
+      </w:pPr>
+    </w:p>
+    <w:p>
+      <w:pPr>
+        <w:rPr>
+          <w:rFonts w:hint="eastAsia"/>
+          <w:highlight w:val="none"/>
+        </w:rPr>
+      </w:pPr>
+    </w:p>
+    <w:p>
+      <w:pPr>
+        <w:pStyle w:val="4"/>
+        <w:rPr>
+          <w:rFonts w:hint="eastAsia"/>
+          <w:highlight w:val="none"/>
+        </w:rPr>
+      </w:pPr>
+    </w:p>
+    <w:p>
+      <w:pPr>
+        <w:rPr>
+          <w:rFonts w:hint="eastAsia"/>
+          <w:highlight w:val="none"/>
+        </w:rPr>
+      </w:pPr>
+    </w:p>
+    <w:p>
+      <w:pPr>
+        <w:rPr>
+          <w:rFonts w:hint="eastAsia"/>
+          <w:highlight w:val="none"/>
+        </w:rPr>
+      </w:pPr>
+    </w:p>
+    <w:p>
+      <w:pPr>
+        <w:rPr>
+          <w:rFonts w:hint="eastAsia"/>
+          <w:highlight w:val="none"/>
+        </w:rPr>
+      </w:pPr>
+    </w:p>
+    <w:p>
+      <w:pPr>
+        <w:rPr>
+          <w:rFonts w:hint="eastAsia"/>
+          <w:highlight w:val="none"/>
+        </w:rPr>
+      </w:pPr>
+    </w:p>
+    <w:p>
+      <w:pPr>
+        <w:rPr>
+          <w:rFonts w:hint="eastAsia"/>
+          <w:highlight w:val="none"/>
+        </w:rPr>
+      </w:pPr>
+    </w:p>
+    <w:p>
+      <w:pPr>
+        <w:pStyle w:val="29"/>
+        <w:rPr>
+          <w:rFonts w:hint="eastAsia"/>
+          <w:highlight w:val="none"/>
+        </w:rPr>
+      </w:pPr>
+    </w:p>
+    <w:p>
+      <w:pPr>
+        <w:pStyle w:val="29"/>
+        <w:rPr>
+          <w:rFonts w:hint="eastAsia"/>
+          <w:highlight w:val="none"/>
+        </w:rPr>
+      </w:pPr>
+    </w:p>
+    <w:p>
+      <w:pPr>
+        <w:pStyle w:val="29"/>
+        <w:rPr>
+          <w:rFonts w:hint="eastAsia"/>
+          <w:highlight w:val="none"/>
+        </w:rPr>
+      </w:pPr>
+    </w:p>
+    <w:p>
+      <w:pPr>
+        <w:pStyle w:val="29"/>
+        <w:rPr>
+          <w:rFonts w:hint="eastAsia"/>
+          <w:highlight w:val="none"/>
+        </w:rPr>
+      </w:pPr>
+    </w:p>
+    <w:p>
+      <w:pPr>
+        <w:pStyle w:val="29"/>
+        <w:rPr>
+          <w:rFonts w:hint="eastAsia"/>
+          <w:highlight w:val="none"/>
+        </w:rPr>
+      </w:pPr>
+    </w:p>
+    <w:p>
+      <w:pPr>
+        <w:pStyle w:val="29"/>
+        <w:rPr>
+          <w:rFonts w:hint="eastAsia"/>
+          <w:highlight w:val="none"/>
+        </w:rPr>
+      </w:pPr>
+    </w:p>
+    <w:p>
+      <w:pPr>
+        <w:pStyle w:val="29"/>
+        <w:rPr>
+          <w:rFonts w:hint="eastAsia"/>
+          <w:highlight w:val="none"/>
+        </w:rPr>
+      </w:pPr>
+    </w:p>
+    <w:p>
+      <w:pPr>
+        <w:pStyle w:val="29"/>
+        <w:rPr>
+          <w:rFonts w:hint="eastAsia"/>
+          <w:highlight w:val="none"/>
+        </w:rPr>
+      </w:pPr>
+    </w:p>
+    <w:p>
+      <w:pPr>
+        <w:pStyle w:val="29"/>
+        <w:rPr>
+          <w:rFonts w:hint="eastAsia"/>
+          <w:highlight w:val="none"/>
+        </w:rPr>
+      </w:pPr>
+    </w:p>
+    <w:p>
+      <w:pPr>
+        <w:pStyle w:val="29"/>
+        <w:rPr>
+          <w:rFonts w:hint="eastAsia"/>
+          <w:highlight w:val="none"/>
+        </w:rPr>
+      </w:pPr>
+    </w:p>
+    <w:p>
+      <w:pPr>
+        <w:pStyle w:val="29"/>
+        <w:rPr>
+          <w:rFonts w:hint="eastAsia"/>
+          <w:highlight w:val="none"/>
+        </w:rPr>
+      </w:pPr>
+    </w:p>
+    <w:p>
+      <w:pPr>
+        <w:pStyle w:val="29"/>
+        <w:rPr>
+          <w:rFonts w:hint="eastAsia"/>
+          <w:highlight w:val="none"/>
+        </w:rPr>
+      </w:pPr>
+    </w:p>
+    <w:p>
+      <w:pPr>
+        <w:pStyle w:val="29"/>
+        <w:rPr>
+          <w:rFonts w:hint="eastAsia"/>
+          <w:highlight w:val="none"/>
+        </w:rPr>
+      </w:pPr>
+    </w:p>
+    <w:p>
+      <w:pPr>
+        <w:pStyle w:val="29"/>
+        <w:rPr>
+          <w:rFonts w:hint="eastAsia"/>
+          <w:highlight w:val="none"/>
+        </w:rPr>
+      </w:pPr>
+    </w:p>
+    <w:p>
+      <w:pPr>
+        <w:pStyle w:val="29"/>
+        <w:rPr>
+          <w:rFonts w:hint="eastAsia"/>
+          <w:highlight w:val="none"/>
+        </w:rPr>
+      </w:pPr>
+    </w:p>
+    <w:p>
+      <w:pPr>
+        <w:pStyle w:val="29"/>
+        <w:rPr>
+          <w:rFonts w:hint="eastAsia"/>
+          <w:highlight w:val="none"/>
+        </w:rPr>
+      </w:pPr>
+    </w:p>
+    <w:p>
+      <w:pPr>
+        <w:pStyle w:val="29"/>
+        <w:rPr>
+          <w:rFonts w:hint="eastAsia"/>
+          <w:highlight w:val="none"/>
+        </w:rPr>
+      </w:pPr>
+    </w:p>
+    <w:p>
+      <w:pPr>
+        <w:pStyle w:val="3"/>
         <w:keepNext w:val="0"/>
         <w:keepLines w:val="0"/>
-        <w:pageBreakBefore w:val="0"/>
+        <w:pageBreakBefore/>
+        <w:widowControl w:val="0"/>
         <w:kinsoku/>
         <w:wordWrap/>
         <w:overflowPunct/>
@@ -5239,310 +5550,10 @@
         <w:autoSpaceDE/>
         <w:autoSpaceDN/>
         <w:bidi w:val="0"/>
-        <w:adjustRightInd w:val="0"/>
-        <w:snapToGrid w:val="0"/>
-        <w:spacing w:line="560" w:lineRule="exact"/>
-        <w:jc w:val="right"/>
+        <w:adjustRightInd/>
+        <w:snapToGrid/>
+        <w:spacing w:line="416" w:lineRule="auto"/>
         <w:textAlignment w:val="auto"/>
-        <w:rPr>
-          <w:rFonts w:hint="eastAsia" w:ascii="仿宋_GB2312" w:eastAsia="仿宋_GB2312"/>
-          <w:color w:val="0000FF"/>
-          <w:sz w:val="28"/>
-          <w:szCs w:val="28"/>
-          <w:highlight w:val="none"/>
-        </w:rPr>
-      </w:pPr>
-      <w:r>
-        <w:rPr>
-          <w:rFonts w:hint="eastAsia" w:ascii="仿宋_GB2312" w:eastAsia="仿宋_GB2312"/>
-          <w:color w:val="auto"/>
-          <w:sz w:val="28"/>
-          <w:szCs w:val="28"/>
-          <w:highlight w:val="none"/>
-          <w:u w:val="single"/>
-          <w:lang w:val="en-US" w:eastAsia="zh-CN"/>
-        </w:rPr>
-        <w:t>{{jiaoyi_wenjian_year}}</w:t>
-      </w:r>
-      <w:r>
-        <w:rPr>
-          <w:rFonts w:hint="eastAsia" w:ascii="仿宋_GB2312" w:eastAsia="仿宋_GB2312"/>
-          <w:color w:val="auto"/>
-          <w:sz w:val="28"/>
-          <w:szCs w:val="28"/>
-          <w:highlight w:val="none"/>
-        </w:rPr>
-        <w:t>年</w:t>
-      </w:r>
-      <w:r>
-        <w:rPr>
-          <w:rFonts w:hint="eastAsia" w:ascii="仿宋_GB2312" w:eastAsia="仿宋_GB2312"/>
-          <w:color w:val="auto"/>
-          <w:sz w:val="28"/>
-          <w:szCs w:val="28"/>
-          <w:highlight w:val="none"/>
-          <w:u w:val="single"/>
-          <w:lang w:val="en-US" w:eastAsia="zh-CN"/>
-        </w:rPr>
-        <w:t>{{jiaoyi_wenjian_month}}</w:t>
-      </w:r>
-      <w:r>
-        <w:rPr>
-          <w:rFonts w:hint="eastAsia" w:ascii="仿宋_GB2312" w:eastAsia="仿宋_GB2312"/>
-          <w:color w:val="auto"/>
-          <w:sz w:val="28"/>
-          <w:szCs w:val="28"/>
-          <w:highlight w:val="none"/>
-        </w:rPr>
-        <w:t>月</w:t>
-      </w:r>
-      <w:r>
-        <w:rPr>
-          <w:rFonts w:hint="eastAsia" w:ascii="仿宋_GB2312" w:eastAsia="仿宋_GB2312"/>
-          <w:color w:val="auto"/>
-          <w:sz w:val="28"/>
-          <w:szCs w:val="28"/>
-          <w:highlight w:val="none"/>
-          <w:u w:val="single"/>
-          <w:lang w:val="en-US" w:eastAsia="zh-CN"/>
-        </w:rPr>
-        <w:t>{{jiaoyi_wenjian_day}}</w:t>
-      </w:r>
-      <w:r>
-        <w:rPr>
-          <w:rFonts w:hint="eastAsia" w:ascii="仿宋_GB2312" w:eastAsia="仿宋_GB2312"/>
-          <w:color w:val="auto"/>
-          <w:sz w:val="28"/>
-          <w:szCs w:val="28"/>
-          <w:highlight w:val="none"/>
-        </w:rPr>
-        <w:t>日</w:t>
-      </w:r>
-    </w:p>
-    <w:p>
-      <w:pPr>
-        <w:pStyle w:val="59"/>
-        <w:ind w:left="0" w:leftChars="0" w:firstLine="0" w:firstLineChars="0"/>
-        <w:jc w:val="both"/>
-        <w:rPr>
-          <w:rFonts w:hint="eastAsia"/>
-          <w:highlight w:val="none"/>
-        </w:rPr>
-      </w:pPr>
-    </w:p>
-    <w:p>
-      <w:pPr>
-        <w:rPr>
-          <w:rFonts w:hint="eastAsia"/>
-          <w:highlight w:val="none"/>
-        </w:rPr>
-      </w:pPr>
-    </w:p>
-    <w:p>
-      <w:pPr>
-        <w:pStyle w:val="4"/>
-        <w:rPr>
-          <w:rFonts w:hint="eastAsia"/>
-          <w:highlight w:val="none"/>
-        </w:rPr>
-      </w:pPr>
-    </w:p>
-    <w:p>
-      <w:pPr>
-        <w:rPr>
-          <w:rFonts w:hint="eastAsia"/>
-          <w:highlight w:val="none"/>
-        </w:rPr>
-      </w:pPr>
-    </w:p>
-    <w:p>
-      <w:pPr>
-        <w:rPr>
-          <w:rFonts w:hint="eastAsia"/>
-          <w:highlight w:val="none"/>
-        </w:rPr>
-      </w:pPr>
-    </w:p>
-    <w:p>
-      <w:pPr>
-        <w:rPr>
-          <w:rFonts w:hint="eastAsia"/>
-          <w:highlight w:val="none"/>
-        </w:rPr>
-      </w:pPr>
-    </w:p>
-    <w:p>
-      <w:pPr>
-        <w:rPr>
-          <w:rFonts w:hint="eastAsia"/>
-          <w:highlight w:val="none"/>
-        </w:rPr>
-      </w:pPr>
-    </w:p>
-    <w:p>
-      <w:pPr>
-        <w:rPr>
-          <w:rFonts w:hint="eastAsia"/>
-          <w:highlight w:val="none"/>
-        </w:rPr>
-      </w:pPr>
-    </w:p>
-    <w:p>
-      <w:pPr>
-        <w:pStyle w:val="29"/>
-        <w:rPr>
-          <w:rFonts w:hint="eastAsia"/>
-          <w:highlight w:val="none"/>
-        </w:rPr>
-      </w:pPr>
-    </w:p>
-    <w:p>
-      <w:pPr>
-        <w:pStyle w:val="29"/>
-        <w:rPr>
-          <w:rFonts w:hint="eastAsia"/>
-          <w:highlight w:val="none"/>
-        </w:rPr>
-      </w:pPr>
-    </w:p>
-    <w:p>
-      <w:pPr>
-        <w:pStyle w:val="29"/>
-        <w:rPr>
-          <w:rFonts w:hint="eastAsia"/>
-          <w:highlight w:val="none"/>
-        </w:rPr>
-      </w:pPr>
-    </w:p>
-    <w:p>
-      <w:pPr>
-        <w:pStyle w:val="29"/>
-        <w:rPr>
-          <w:rFonts w:hint="eastAsia"/>
-          <w:highlight w:val="none"/>
-        </w:rPr>
-      </w:pPr>
-    </w:p>
-    <w:p>
-      <w:pPr>
-        <w:pStyle w:val="29"/>
-        <w:rPr>
-          <w:rFonts w:hint="eastAsia"/>
-          <w:highlight w:val="none"/>
-        </w:rPr>
-      </w:pPr>
-    </w:p>
-    <w:p>
-      <w:pPr>
-        <w:pStyle w:val="29"/>
-        <w:rPr>
-          <w:rFonts w:hint="eastAsia"/>
-          <w:highlight w:val="none"/>
-        </w:rPr>
-      </w:pPr>
-    </w:p>
-    <w:p>
-      <w:pPr>
-        <w:pStyle w:val="29"/>
-        <w:rPr>
-          <w:rFonts w:hint="eastAsia"/>
-          <w:highlight w:val="none"/>
-        </w:rPr>
-      </w:pPr>
-    </w:p>
-    <w:p>
-      <w:pPr>
-        <w:pStyle w:val="29"/>
-        <w:rPr>
-          <w:rFonts w:hint="eastAsia"/>
-          <w:highlight w:val="none"/>
-        </w:rPr>
-      </w:pPr>
-    </w:p>
-    <w:p>
-      <w:pPr>
-        <w:pStyle w:val="29"/>
-        <w:rPr>
-          <w:rFonts w:hint="eastAsia"/>
-          <w:highlight w:val="none"/>
-        </w:rPr>
-      </w:pPr>
-    </w:p>
-    <w:p>
-      <w:pPr>
-        <w:pStyle w:val="29"/>
-        <w:rPr>
-          <w:rFonts w:hint="eastAsia"/>
-          <w:highlight w:val="none"/>
-        </w:rPr>
-      </w:pPr>
-    </w:p>
-    <w:p>
-      <w:pPr>
-        <w:pStyle w:val="29"/>
-        <w:rPr>
-          <w:rFonts w:hint="eastAsia"/>
-          <w:highlight w:val="none"/>
-        </w:rPr>
-      </w:pPr>
-    </w:p>
-    <w:p>
-      <w:pPr>
-        <w:pStyle w:val="29"/>
-        <w:rPr>
-          <w:rFonts w:hint="eastAsia"/>
-          <w:highlight w:val="none"/>
-        </w:rPr>
-      </w:pPr>
-    </w:p>
-    <w:p>
-      <w:pPr>
-        <w:pStyle w:val="29"/>
-        <w:rPr>
-          <w:rFonts w:hint="eastAsia"/>
-          <w:highlight w:val="none"/>
-        </w:rPr>
-      </w:pPr>
-    </w:p>
-    <w:p>
-      <w:pPr>
-        <w:pStyle w:val="29"/>
-        <w:rPr>
-          <w:rFonts w:hint="eastAsia"/>
-          <w:highlight w:val="none"/>
-        </w:rPr>
-      </w:pPr>
-    </w:p>
-    <w:p>
-      <w:pPr>
-        <w:pStyle w:val="29"/>
-        <w:rPr>
-          <w:rFonts w:hint="eastAsia"/>
-          <w:highlight w:val="none"/>
-        </w:rPr>
-      </w:pPr>
-    </w:p>
-    <w:p>
-      <w:pPr>
-        <w:pStyle w:val="29"/>
-        <w:rPr>
-          <w:rFonts w:hint="eastAsia"/>
-          <w:highlight w:val="none"/>
-        </w:rPr>
-      </w:pPr>
-    </w:p>
-    <w:p>
-      <w:pPr>
-        <w:pStyle w:val="29"/>
-        <w:rPr>
-          <w:rFonts w:hint="eastAsia"/>
-          <w:highlight w:val="none"/>
-        </w:rPr>
-      </w:pPr>
-    </w:p>
-    <w:p>
-      <w:pPr>
-        <w:pStyle w:val="3"/>
         <w:outlineLvl w:val="0"/>
         <w:rPr>
           <w:highlight w:val="none"/>
@@ -7305,10 +7316,22 @@
     </w:tbl>
     <w:p>
       <w:pPr>
+        <w:keepNext w:val="0"/>
+        <w:keepLines w:val="0"/>
+        <w:pageBreakBefore/>
+        <w:widowControl w:val="0"/>
+        <w:kinsoku/>
+        <w:wordWrap/>
+        <w:overflowPunct/>
+        <w:topLinePunct w:val="0"/>
+        <w:autoSpaceDE/>
+        <w:autoSpaceDN/>
+        <w:bidi w:val="0"/>
         <w:adjustRightInd w:val="0"/>
         <w:snapToGrid w:val="0"/>
         <w:spacing w:before="120" w:beforeLines="50" w:after="120" w:afterLines="50" w:line="560" w:lineRule="exact"/>
         <w:jc w:val="left"/>
+        <w:textAlignment w:val="auto"/>
         <w:outlineLvl w:val="1"/>
         <w:rPr>
           <w:rFonts w:ascii="宋体" w:hAnsi="宋体"/>
@@ -7318,16 +7341,6 @@
           <w:highlight w:val="none"/>
         </w:rPr>
       </w:pPr>
-      <w:r>
-        <w:rPr>
-          <w:rFonts w:hint="eastAsia" w:ascii="宋体" w:hAnsi="宋体"/>
-          <w:b/>
-          <w:sz w:val="32"/>
-          <w:szCs w:val="32"/>
-          <w:highlight w:val="none"/>
-        </w:rPr>
-        <w:br w:type="page"/>
-      </w:r>
       <w:r>
         <w:rPr>
           <w:rFonts w:hint="eastAsia" w:ascii="宋体" w:hAnsi="宋体"/>
@@ -10043,7 +10056,43 @@
                 <w:sz w:val="24"/>
                 <w:lang w:val="en-US" w:eastAsia="zh-CN"/>
               </w:rPr>
-              <w:t>项目报价，由最低采购价格的前两家供应商中选，并按照最低中选价（第一名供应商报价）与两家供应商分别签订{{biaoduanming1}}（第一名）和{{biaoduanming2}}（第二名</w:t>
+              <w:t>项目报价，由最低采购价格的前两家供应商中选，并按照最低中选价（第一名供应商报价）与两家供应商分别签订</w:t>
+            </w:r>
+            <w:r>
+              <w:rPr>
+                <w:rFonts w:hint="eastAsia" w:ascii="仿宋_GB2312" w:hAnsi="仿宋_GB2312" w:eastAsia="仿宋_GB2312" w:cs="仿宋_GB2312"/>
+                <w:color w:val="0000FF"/>
+                <w:sz w:val="24"/>
+                <w:lang w:val="en-US" w:eastAsia="zh-CN"/>
+              </w:rPr>
+              <w:t>{{biaoduanming1}}</w:t>
+            </w:r>
+            <w:r>
+              <w:rPr>
+                <w:rFonts w:hint="eastAsia" w:ascii="仿宋_GB2312" w:hAnsi="仿宋_GB2312" w:eastAsia="仿宋_GB2312" w:cs="仿宋_GB2312"/>
+                <w:color w:val="auto"/>
+                <w:sz w:val="24"/>
+                <w:lang w:val="en-US" w:eastAsia="zh-CN"/>
+              </w:rPr>
+              <w:t>（第一名）和</w:t>
+            </w:r>
+            <w:r>
+              <w:rPr>
+                <w:rFonts w:hint="eastAsia" w:ascii="仿宋_GB2312" w:hAnsi="仿宋_GB2312" w:eastAsia="仿宋_GB2312" w:cs="仿宋_GB2312"/>
+                <w:color w:val="0000FF"/>
+                <w:sz w:val="24"/>
+                <w:lang w:val="en-US" w:eastAsia="zh-CN"/>
+              </w:rPr>
+              <w:t>{{biaoduanming2}}</w:t>
+            </w:r>
+            <w:r>
+              <w:rPr>
+                <w:rFonts w:hint="eastAsia" w:ascii="仿宋_GB2312" w:hAnsi="仿宋_GB2312" w:eastAsia="仿宋_GB2312" w:cs="仿宋_GB2312"/>
+                <w:color w:val="auto"/>
+                <w:sz w:val="24"/>
+                <w:lang w:val="en-US" w:eastAsia="zh-CN"/>
+              </w:rPr>
+              <w:t>（第二名</w:t>
             </w:r>
             <w:r>
               <w:rPr>
@@ -12039,228 +12088,22 @@
     <w:bookmarkEnd w:id="24"/>
     <w:p>
       <w:pPr>
+        <w:keepNext w:val="0"/>
+        <w:keepLines w:val="0"/>
+        <w:pageBreakBefore/>
+        <w:widowControl w:val="0"/>
+        <w:kinsoku/>
+        <w:wordWrap/>
+        <w:overflowPunct/>
+        <w:topLinePunct w:val="0"/>
+        <w:autoSpaceDE/>
+        <w:autoSpaceDN/>
+        <w:bidi w:val="0"/>
         <w:adjustRightInd w:val="0"/>
         <w:snapToGrid w:val="0"/>
         <w:spacing w:line="600" w:lineRule="exact"/>
         <w:jc w:val="left"/>
-        <w:rPr>
-          <w:rFonts w:hint="eastAsia"/>
-        </w:rPr>
-      </w:pPr>
-    </w:p>
-    <w:p>
-      <w:pPr>
-        <w:adjustRightInd w:val="0"/>
-        <w:snapToGrid w:val="0"/>
-        <w:spacing w:line="600" w:lineRule="exact"/>
-        <w:jc w:val="left"/>
-        <w:rPr>
-          <w:rFonts w:hint="eastAsia"/>
-        </w:rPr>
-      </w:pPr>
-    </w:p>
-    <w:p>
-      <w:pPr>
-        <w:adjustRightInd w:val="0"/>
-        <w:snapToGrid w:val="0"/>
-        <w:spacing w:line="600" w:lineRule="exact"/>
-        <w:jc w:val="left"/>
-        <w:rPr>
-          <w:rFonts w:hint="eastAsia"/>
-        </w:rPr>
-      </w:pPr>
-    </w:p>
-    <w:p>
-      <w:pPr>
-        <w:adjustRightInd w:val="0"/>
-        <w:snapToGrid w:val="0"/>
-        <w:spacing w:line="600" w:lineRule="exact"/>
-        <w:jc w:val="left"/>
-        <w:rPr>
-          <w:rFonts w:hint="eastAsia"/>
-        </w:rPr>
-      </w:pPr>
-    </w:p>
-    <w:p>
-      <w:pPr>
-        <w:adjustRightInd w:val="0"/>
-        <w:snapToGrid w:val="0"/>
-        <w:spacing w:line="600" w:lineRule="exact"/>
-        <w:jc w:val="left"/>
-        <w:rPr>
-          <w:rFonts w:hint="eastAsia"/>
-        </w:rPr>
-      </w:pPr>
-    </w:p>
-    <w:p>
-      <w:pPr>
-        <w:adjustRightInd w:val="0"/>
-        <w:snapToGrid w:val="0"/>
-        <w:spacing w:line="600" w:lineRule="exact"/>
-        <w:jc w:val="left"/>
-        <w:rPr>
-          <w:rFonts w:hint="eastAsia"/>
-        </w:rPr>
-      </w:pPr>
-    </w:p>
-    <w:p>
-      <w:pPr>
-        <w:adjustRightInd w:val="0"/>
-        <w:snapToGrid w:val="0"/>
-        <w:spacing w:line="600" w:lineRule="exact"/>
-        <w:jc w:val="left"/>
-        <w:rPr>
-          <w:rFonts w:hint="eastAsia"/>
-        </w:rPr>
-      </w:pPr>
-    </w:p>
-    <w:p>
-      <w:pPr>
-        <w:adjustRightInd w:val="0"/>
-        <w:snapToGrid w:val="0"/>
-        <w:spacing w:line="600" w:lineRule="exact"/>
-        <w:jc w:val="left"/>
-        <w:rPr>
-          <w:rFonts w:hint="eastAsia"/>
-        </w:rPr>
-      </w:pPr>
-    </w:p>
-    <w:p>
-      <w:pPr>
-        <w:adjustRightInd w:val="0"/>
-        <w:snapToGrid w:val="0"/>
-        <w:spacing w:line="600" w:lineRule="exact"/>
-        <w:jc w:val="left"/>
-        <w:rPr>
-          <w:rFonts w:hint="eastAsia"/>
-        </w:rPr>
-      </w:pPr>
-    </w:p>
-    <w:p>
-      <w:pPr>
-        <w:adjustRightInd w:val="0"/>
-        <w:snapToGrid w:val="0"/>
-        <w:spacing w:line="600" w:lineRule="exact"/>
-        <w:jc w:val="left"/>
-        <w:rPr>
-          <w:rFonts w:hint="eastAsia"/>
-        </w:rPr>
-      </w:pPr>
-    </w:p>
-    <w:p>
-      <w:pPr>
-        <w:adjustRightInd w:val="0"/>
-        <w:snapToGrid w:val="0"/>
-        <w:spacing w:line="600" w:lineRule="exact"/>
-        <w:jc w:val="left"/>
-        <w:rPr>
-          <w:rFonts w:hint="eastAsia"/>
-        </w:rPr>
-      </w:pPr>
-    </w:p>
-    <w:p>
-      <w:pPr>
-        <w:adjustRightInd w:val="0"/>
-        <w:snapToGrid w:val="0"/>
-        <w:spacing w:line="600" w:lineRule="exact"/>
-        <w:jc w:val="left"/>
-        <w:rPr>
-          <w:rFonts w:hint="eastAsia"/>
-        </w:rPr>
-      </w:pPr>
-    </w:p>
-    <w:p>
-      <w:pPr>
-        <w:adjustRightInd w:val="0"/>
-        <w:snapToGrid w:val="0"/>
-        <w:spacing w:line="600" w:lineRule="exact"/>
-        <w:jc w:val="left"/>
-        <w:rPr>
-          <w:rFonts w:hint="eastAsia"/>
-        </w:rPr>
-      </w:pPr>
-    </w:p>
-    <w:p>
-      <w:pPr>
-        <w:adjustRightInd w:val="0"/>
-        <w:snapToGrid w:val="0"/>
-        <w:spacing w:line="600" w:lineRule="exact"/>
-        <w:jc w:val="left"/>
-        <w:rPr>
-          <w:rFonts w:hint="eastAsia"/>
-        </w:rPr>
-      </w:pPr>
-    </w:p>
-    <w:p>
-      <w:pPr>
-        <w:adjustRightInd w:val="0"/>
-        <w:snapToGrid w:val="0"/>
-        <w:spacing w:line="600" w:lineRule="exact"/>
-        <w:jc w:val="left"/>
-        <w:rPr>
-          <w:rFonts w:hint="eastAsia"/>
-        </w:rPr>
-      </w:pPr>
-    </w:p>
-    <w:p>
-      <w:pPr>
-        <w:adjustRightInd w:val="0"/>
-        <w:snapToGrid w:val="0"/>
-        <w:spacing w:line="600" w:lineRule="exact"/>
-        <w:jc w:val="left"/>
-        <w:rPr>
-          <w:rFonts w:hint="eastAsia"/>
-        </w:rPr>
-      </w:pPr>
-    </w:p>
-    <w:p>
-      <w:pPr>
-        <w:adjustRightInd w:val="0"/>
-        <w:snapToGrid w:val="0"/>
-        <w:spacing w:line="600" w:lineRule="exact"/>
-        <w:jc w:val="left"/>
-        <w:rPr>
-          <w:rFonts w:hint="eastAsia"/>
-        </w:rPr>
-      </w:pPr>
-    </w:p>
-    <w:p>
-      <w:pPr>
-        <w:adjustRightInd w:val="0"/>
-        <w:snapToGrid w:val="0"/>
-        <w:spacing w:line="600" w:lineRule="exact"/>
-        <w:jc w:val="left"/>
-        <w:rPr>
-          <w:rFonts w:hint="eastAsia"/>
-        </w:rPr>
-      </w:pPr>
-    </w:p>
-    <w:p>
-      <w:pPr>
-        <w:adjustRightInd w:val="0"/>
-        <w:snapToGrid w:val="0"/>
-        <w:spacing w:line="600" w:lineRule="exact"/>
-        <w:jc w:val="left"/>
-        <w:rPr>
-          <w:rFonts w:ascii="宋体" w:hAnsi="宋体"/>
-          <w:b/>
-          <w:sz w:val="28"/>
-          <w:szCs w:val="28"/>
-        </w:rPr>
-      </w:pPr>
-      <w:r>
-        <w:rPr>
-          <w:rFonts w:hint="eastAsia"/>
-        </w:rPr>
-        <w:t xml:space="preserve"> </w:t>
-      </w:r>
-    </w:p>
-    <w:p>
-      <w:pPr>
-        <w:adjustRightInd w:val="0"/>
-        <w:snapToGrid w:val="0"/>
-        <w:spacing w:line="600" w:lineRule="exact"/>
-        <w:jc w:val="left"/>
+        <w:textAlignment w:val="auto"/>
         <w:rPr>
           <w:rFonts w:ascii="宋体" w:hAnsi="宋体"/>
           <w:b/>
@@ -12436,6 +12279,7 @@
       <w:r>
         <w:rPr>
           <w:rFonts w:hint="eastAsia" w:ascii="仿宋_GB2312" w:hAnsi="宋体" w:eastAsia="仿宋_GB2312"/>
+          <w:color w:val="0000FF"/>
           <w:sz w:val="28"/>
           <w:szCs w:val="28"/>
           <w:highlight w:val="none"/>
@@ -12549,12 +12393,52 @@
     </w:p>
     <w:p>
       <w:pPr>
-        <w:pStyle w:val="14"/>
-        <w:rPr>
-          <w:rFonts w:hint="eastAsia"/>
-          <w:highlight w:val="none"/>
+        <w:keepNext w:val="0"/>
+        <w:keepLines w:val="0"/>
+        <w:pageBreakBefore/>
+        <w:widowControl w:val="0"/>
+        <w:kinsoku/>
+        <w:wordWrap/>
+        <w:overflowPunct/>
+        <w:topLinePunct w:val="0"/>
+        <w:autoSpaceDE/>
+        <w:autoSpaceDN/>
+        <w:bidi w:val="0"/>
+        <w:adjustRightInd w:val="0"/>
+        <w:snapToGrid w:val="0"/>
+        <w:spacing w:line="600" w:lineRule="exact"/>
+        <w:jc w:val="left"/>
+        <w:textAlignment w:val="auto"/>
+        <w:rPr>
+          <w:rFonts w:hint="eastAsia" w:ascii="宋体" w:hAnsi="宋体" w:eastAsia="宋体"/>
+          <w:b/>
+          <w:sz w:val="28"/>
+          <w:szCs w:val="28"/>
+          <w:highlight w:val="none"/>
+          <w:lang w:eastAsia="zh-CN"/>
         </w:rPr>
       </w:pPr>
+      <w:r>
+        <w:rPr>
+          <w:rFonts w:hint="eastAsia" w:ascii="宋体" w:hAnsi="宋体"/>
+          <w:b/>
+          <w:sz w:val="28"/>
+          <w:szCs w:val="28"/>
+          <w:highlight w:val="none"/>
+        </w:rPr>
+        <w:t>附件</w:t>
+      </w:r>
+      <w:r>
+        <w:rPr>
+          <w:rFonts w:hint="eastAsia" w:ascii="宋体" w:hAnsi="宋体"/>
+          <w:b/>
+          <w:sz w:val="28"/>
+          <w:szCs w:val="28"/>
+          <w:highlight w:val="none"/>
+          <w:lang w:val="en-US" w:eastAsia="zh-CN"/>
+        </w:rPr>
+        <w:t>2</w:t>
+      </w:r>
     </w:p>
     <w:p>
       <w:pPr>
@@ -12563,198 +12447,20 @@
         <w:spacing w:line="600" w:lineRule="exact"/>
         <w:jc w:val="center"/>
         <w:rPr>
-          <w:rFonts w:ascii="方正小标宋简体" w:hAnsi="宋体" w:eastAsia="方正小标宋简体"/>
+          <w:rFonts w:hint="eastAsia" w:ascii="宋体" w:hAnsi="宋体" w:eastAsia="宋体" w:cs="宋体"/>
           <w:sz w:val="32"/>
           <w:szCs w:val="32"/>
           <w:highlight w:val="none"/>
         </w:rPr>
       </w:pPr>
-    </w:p>
-    <w:p>
-      <w:pPr>
-        <w:adjustRightInd w:val="0"/>
-        <w:snapToGrid w:val="0"/>
-        <w:spacing w:line="600" w:lineRule="exact"/>
-        <w:ind w:firstLine="555"/>
-        <w:jc w:val="left"/>
-        <w:rPr>
-          <w:rFonts w:ascii="仿宋_GB2312" w:hAnsi="宋体" w:eastAsia="仿宋_GB2312"/>
-          <w:sz w:val="28"/>
-          <w:szCs w:val="28"/>
-          <w:highlight w:val="none"/>
-        </w:rPr>
-      </w:pPr>
-    </w:p>
-    <w:p>
-      <w:pPr>
-        <w:adjustRightInd w:val="0"/>
-        <w:snapToGrid w:val="0"/>
-        <w:spacing w:line="600" w:lineRule="exact"/>
-        <w:ind w:firstLine="555"/>
-        <w:jc w:val="left"/>
-        <w:rPr>
-          <w:rFonts w:ascii="仿宋_GB2312" w:hAnsi="宋体" w:eastAsia="仿宋_GB2312"/>
-          <w:sz w:val="28"/>
-          <w:szCs w:val="28"/>
-          <w:highlight w:val="none"/>
-        </w:rPr>
-      </w:pPr>
-    </w:p>
-    <w:p>
-      <w:pPr>
-        <w:adjustRightInd w:val="0"/>
-        <w:snapToGrid w:val="0"/>
-        <w:spacing w:line="600" w:lineRule="exact"/>
-        <w:ind w:firstLine="555"/>
-        <w:jc w:val="left"/>
-        <w:rPr>
-          <w:rFonts w:ascii="仿宋_GB2312" w:hAnsi="宋体" w:eastAsia="仿宋_GB2312"/>
-          <w:sz w:val="28"/>
-          <w:szCs w:val="28"/>
-          <w:highlight w:val="none"/>
-        </w:rPr>
-      </w:pPr>
-    </w:p>
-    <w:p>
-      <w:pPr>
-        <w:adjustRightInd w:val="0"/>
-        <w:snapToGrid w:val="0"/>
-        <w:spacing w:line="600" w:lineRule="exact"/>
-        <w:ind w:firstLine="555"/>
-        <w:jc w:val="left"/>
-        <w:rPr>
-          <w:rFonts w:ascii="仿宋_GB2312" w:hAnsi="宋体" w:eastAsia="仿宋_GB2312"/>
-          <w:sz w:val="28"/>
-          <w:szCs w:val="28"/>
-          <w:highlight w:val="none"/>
-        </w:rPr>
-      </w:pPr>
-    </w:p>
-    <w:p>
-      <w:pPr>
-        <w:adjustRightInd w:val="0"/>
-        <w:snapToGrid w:val="0"/>
-        <w:spacing w:line="600" w:lineRule="exact"/>
-        <w:ind w:firstLine="555"/>
-        <w:jc w:val="left"/>
-        <w:rPr>
-          <w:rFonts w:ascii="仿宋_GB2312" w:hAnsi="宋体" w:eastAsia="仿宋_GB2312"/>
-          <w:sz w:val="28"/>
-          <w:szCs w:val="28"/>
-          <w:highlight w:val="none"/>
-        </w:rPr>
-      </w:pPr>
-    </w:p>
-    <w:p>
-      <w:pPr>
-        <w:adjustRightInd w:val="0"/>
-        <w:snapToGrid w:val="0"/>
-        <w:spacing w:line="600" w:lineRule="exact"/>
-        <w:ind w:firstLine="555"/>
-        <w:jc w:val="left"/>
-        <w:rPr>
-          <w:rFonts w:ascii="仿宋_GB2312" w:hAnsi="宋体" w:eastAsia="仿宋_GB2312"/>
-          <w:sz w:val="28"/>
-          <w:szCs w:val="28"/>
-          <w:highlight w:val="none"/>
-        </w:rPr>
-      </w:pPr>
-    </w:p>
-    <w:p>
-      <w:pPr>
-        <w:adjustRightInd w:val="0"/>
-        <w:snapToGrid w:val="0"/>
-        <w:spacing w:line="600" w:lineRule="exact"/>
-        <w:ind w:firstLine="555"/>
-        <w:jc w:val="left"/>
-        <w:rPr>
-          <w:rFonts w:ascii="仿宋_GB2312" w:hAnsi="宋体" w:eastAsia="仿宋_GB2312"/>
-          <w:sz w:val="28"/>
-          <w:szCs w:val="28"/>
-          <w:highlight w:val="none"/>
-        </w:rPr>
-      </w:pPr>
-    </w:p>
-    <w:p>
-      <w:pPr>
-        <w:adjustRightInd w:val="0"/>
-        <w:snapToGrid w:val="0"/>
-        <w:spacing w:line="600" w:lineRule="exact"/>
-        <w:ind w:firstLine="555"/>
-        <w:jc w:val="left"/>
-        <w:rPr>
-          <w:rFonts w:ascii="仿宋_GB2312" w:hAnsi="宋体" w:eastAsia="仿宋_GB2312"/>
-          <w:sz w:val="28"/>
-          <w:szCs w:val="28"/>
-          <w:highlight w:val="none"/>
-        </w:rPr>
-      </w:pPr>
-    </w:p>
-    <w:p>
-      <w:pPr>
-        <w:adjustRightInd w:val="0"/>
-        <w:snapToGrid w:val="0"/>
-        <w:spacing w:line="600" w:lineRule="exact"/>
-        <w:ind w:firstLine="555"/>
-        <w:jc w:val="left"/>
-        <w:rPr>
-          <w:rFonts w:ascii="仿宋_GB2312" w:hAnsi="宋体" w:eastAsia="仿宋_GB2312"/>
-          <w:sz w:val="28"/>
-          <w:szCs w:val="28"/>
-          <w:highlight w:val="none"/>
-        </w:rPr>
-      </w:pPr>
-    </w:p>
-    <w:p>
-      <w:pPr>
-        <w:adjustRightInd w:val="0"/>
-        <w:snapToGrid w:val="0"/>
-        <w:spacing w:line="600" w:lineRule="exact"/>
-        <w:ind w:firstLine="555"/>
-        <w:jc w:val="left"/>
-        <w:rPr>
-          <w:rFonts w:ascii="仿宋_GB2312" w:hAnsi="宋体" w:eastAsia="仿宋_GB2312"/>
-          <w:sz w:val="28"/>
-          <w:szCs w:val="28"/>
-          <w:highlight w:val="none"/>
-        </w:rPr>
-      </w:pPr>
-    </w:p>
-    <w:p>
-      <w:pPr>
-        <w:adjustRightInd w:val="0"/>
-        <w:snapToGrid w:val="0"/>
-        <w:spacing w:line="600" w:lineRule="exact"/>
-        <w:jc w:val="left"/>
-        <w:rPr>
-          <w:rFonts w:hint="eastAsia" w:ascii="宋体" w:hAnsi="宋体" w:eastAsia="宋体"/>
-          <w:b/>
-          <w:sz w:val="28"/>
-          <w:szCs w:val="28"/>
-          <w:highlight w:val="none"/>
-          <w:lang w:eastAsia="zh-CN"/>
-        </w:rPr>
-      </w:pPr>
-      <w:r>
-        <w:rPr>
-          <w:rFonts w:hint="eastAsia" w:ascii="宋体" w:hAnsi="宋体"/>
-          <w:b/>
-          <w:sz w:val="28"/>
-          <w:szCs w:val="28"/>
-          <w:highlight w:val="none"/>
-        </w:rPr>
-        <w:t>附件</w:t>
-      </w:r>
-      <w:r>
-        <w:rPr>
-          <w:rFonts w:hint="eastAsia" w:ascii="宋体" w:hAnsi="宋体"/>
-          <w:b/>
-          <w:sz w:val="28"/>
-          <w:szCs w:val="28"/>
-          <w:highlight w:val="none"/>
-          <w:lang w:val="en-US" w:eastAsia="zh-CN"/>
-        </w:rPr>
-        <w:t>2</w:t>
+      <w:r>
+        <w:rPr>
+          <w:rFonts w:hint="eastAsia" w:ascii="宋体" w:hAnsi="宋体" w:eastAsia="宋体" w:cs="宋体"/>
+          <w:sz w:val="32"/>
+          <w:szCs w:val="32"/>
+          <w:highlight w:val="none"/>
+        </w:rPr>
+        <w:t>中选通知书</w:t>
       </w:r>
     </w:p>
     <w:p>
@@ -12764,29 +12470,6 @@
         <w:spacing w:line="600" w:lineRule="exact"/>
         <w:jc w:val="center"/>
         <w:rPr>
-          <w:rFonts w:hint="eastAsia" w:ascii="宋体" w:hAnsi="宋体" w:eastAsia="宋体" w:cs="宋体"/>
-          <w:sz w:val="32"/>
-          <w:szCs w:val="32"/>
-          <w:highlight w:val="none"/>
-        </w:rPr>
-      </w:pPr>
-      <w:r>
-        <w:rPr>
-          <w:rFonts w:hint="eastAsia" w:ascii="宋体" w:hAnsi="宋体" w:eastAsia="宋体" w:cs="宋体"/>
-          <w:sz w:val="32"/>
-          <w:szCs w:val="32"/>
-          <w:highlight w:val="none"/>
-        </w:rPr>
-        <w:t>中选通知书</w:t>
-      </w:r>
-    </w:p>
-    <w:p>
-      <w:pPr>
-        <w:adjustRightInd w:val="0"/>
-        <w:snapToGrid w:val="0"/>
-        <w:spacing w:line="600" w:lineRule="exact"/>
-        <w:jc w:val="center"/>
-        <w:rPr>
           <w:rFonts w:ascii="方正小标宋简体" w:hAnsi="宋体" w:eastAsia="方正小标宋简体"/>
           <w:sz w:val="32"/>
           <w:szCs w:val="32"/>
@@ -13184,83 +12867,22 @@
     </w:p>
     <w:p>
       <w:pPr>
-        <w:adjustRightInd w:val="0"/>
-        <w:snapToGrid w:val="0"/>
-        <w:spacing w:line="600" w:lineRule="exact"/>
-        <w:jc w:val="left"/>
-        <w:rPr>
-          <w:rFonts w:ascii="宋体" w:hAnsi="宋体"/>
-          <w:b/>
-          <w:sz w:val="28"/>
-          <w:szCs w:val="28"/>
-          <w:highlight w:val="none"/>
-        </w:rPr>
-      </w:pPr>
-    </w:p>
-    <w:p>
-      <w:pPr>
-        <w:rPr>
-          <w:highlight w:val="none"/>
-        </w:rPr>
-      </w:pPr>
-    </w:p>
-    <w:p>
-      <w:pPr>
-        <w:adjustRightInd w:val="0"/>
-        <w:snapToGrid w:val="0"/>
-        <w:spacing w:line="600" w:lineRule="exact"/>
-        <w:ind w:firstLine="555"/>
-        <w:jc w:val="left"/>
-        <w:rPr>
-          <w:rFonts w:ascii="仿宋_GB2312" w:hAnsi="宋体" w:eastAsia="仿宋_GB2312"/>
-          <w:sz w:val="28"/>
-          <w:szCs w:val="28"/>
-          <w:highlight w:val="none"/>
-        </w:rPr>
-      </w:pPr>
-    </w:p>
-    <w:p>
-      <w:pPr>
-        <w:pStyle w:val="14"/>
-        <w:rPr>
-          <w:highlight w:val="none"/>
-        </w:rPr>
-      </w:pPr>
-    </w:p>
-    <w:p>
-      <w:pPr>
-        <w:pStyle w:val="59"/>
-        <w:rPr>
-          <w:highlight w:val="none"/>
-        </w:rPr>
-      </w:pPr>
-    </w:p>
-    <w:p>
-      <w:pPr>
-        <w:pStyle w:val="59"/>
-        <w:rPr>
-          <w:highlight w:val="none"/>
-        </w:rPr>
-      </w:pPr>
-    </w:p>
-    <w:p>
-      <w:pPr>
-        <w:rPr>
-          <w:highlight w:val="none"/>
-        </w:rPr>
-      </w:pPr>
-    </w:p>
-    <w:p>
-      <w:pPr>
-        <w:pStyle w:val="14"/>
-        <w:rPr>
-          <w:highlight w:val="none"/>
-        </w:rPr>
-      </w:pPr>
-    </w:p>
-    <w:p>
-      <w:pPr>
         <w:pStyle w:val="3"/>
+        <w:keepNext w:val="0"/>
+        <w:keepLines w:val="0"/>
+        <w:pageBreakBefore/>
+        <w:widowControl w:val="0"/>
+        <w:kinsoku/>
+        <w:wordWrap/>
+        <w:overflowPunct/>
+        <w:topLinePunct w:val="0"/>
+        <w:autoSpaceDE/>
+        <w:autoSpaceDN/>
+        <w:bidi w:val="0"/>
+        <w:adjustRightInd/>
+        <w:snapToGrid/>
+        <w:spacing w:line="416" w:lineRule="auto"/>
+        <w:textAlignment w:val="auto"/>
         <w:outlineLvl w:val="0"/>
         <w:rPr>
           <w:highlight w:val="none"/>
@@ -13731,6 +13353,7 @@
               <w:ind w:left="480" w:hanging="480" w:hangingChars="200"/>
               <w:rPr>
                 <w:rFonts w:hint="eastAsia" w:ascii="仿宋_GB2312" w:hAnsi="宋体" w:eastAsia="仿宋_GB2312"/>
+                <w:color w:val="0000FF"/>
                 <w:sz w:val="24"/>
                 <w:szCs w:val="24"/>
                 <w:highlight w:val="none"/>
@@ -13741,6 +13364,7 @@
             <w:r>
               <w:rPr>
                 <w:rFonts w:hint="eastAsia" w:ascii="仿宋_GB2312" w:hAnsi="宋体" w:eastAsia="仿宋_GB2312"/>
+                <w:color w:val="0000FF"/>
                 <w:sz w:val="24"/>
                 <w:szCs w:val="24"/>
                 <w:highlight w:val="none"/>
@@ -14567,9 +14191,9 @@
     <w:p>
       <w:pPr>
         <w:pStyle w:val="2"/>
-        <w:keepNext/>
-        <w:keepLines/>
-        <w:pageBreakBefore w:val="0"/>
+        <w:keepNext w:val="0"/>
+        <w:keepLines w:val="0"/>
+        <w:pageBreakBefore/>
         <w:widowControl w:val="0"/>
         <w:kinsoku/>
         <w:wordWrap/>
@@ -14586,13 +14210,6 @@
           <w:highlight w:val="none"/>
         </w:rPr>
       </w:pPr>
-      <w:r>
-        <w:rPr>
-          <w:rFonts w:hint="eastAsia"/>
-          <w:highlight w:val="none"/>
-        </w:rPr>
-        <w:br w:type="page"/>
-      </w:r>
       <w:bookmarkStart w:id="28" w:name="_Toc6982"/>
       <w:r>
         <w:rPr>
@@ -17626,20 +17243,27 @@
     <w:p>
       <w:pPr>
         <w:pStyle w:val="2"/>
+        <w:keepNext w:val="0"/>
+        <w:keepLines w:val="0"/>
+        <w:pageBreakBefore/>
+        <w:widowControl w:val="0"/>
+        <w:kinsoku/>
+        <w:wordWrap/>
+        <w:overflowPunct/>
+        <w:topLinePunct w:val="0"/>
+        <w:autoSpaceDE/>
+        <w:autoSpaceDN/>
+        <w:bidi w:val="0"/>
+        <w:adjustRightInd/>
+        <w:snapToGrid/>
         <w:spacing w:line="360" w:lineRule="auto"/>
+        <w:textAlignment w:val="auto"/>
         <w:rPr>
           <w:rFonts w:hint="eastAsia" w:ascii="宋体" w:hAnsi="宋体" w:eastAsia="宋体" w:cs="宋体"/>
           <w:highlight w:val="none"/>
           <w:lang w:val="en-US" w:eastAsia="zh-CN"/>
         </w:rPr>
       </w:pPr>
-      <w:r>
-        <w:rPr>
-          <w:rFonts w:hint="eastAsia"/>
-          <w:highlight w:val="none"/>
-        </w:rPr>
-        <w:br w:type="page"/>
-      </w:r>
       <w:bookmarkStart w:id="36" w:name="_Toc20383"/>
       <w:r>
         <w:rPr>
@@ -17648,8 +17272,8 @@
         </w:rPr>
         <w:t>第五章</w:t>
       </w:r>
-      <w:bookmarkStart w:id="37" w:name="_Toc87616383"/>
-      <w:bookmarkStart w:id="38" w:name="_Toc88209946"/>
+      <w:bookmarkStart w:id="37" w:name="_Toc88209946"/>
+      <w:bookmarkStart w:id="38" w:name="_Toc87616383"/>
       <w:r>
         <w:rPr>
           <w:rFonts w:hint="eastAsia" w:ascii="宋体" w:hAnsi="宋体" w:eastAsia="宋体" w:cs="宋体"/>
@@ -21921,100 +21545,24 @@
     </w:p>
     <w:p>
       <w:pPr>
+        <w:pStyle w:val="2"/>
+        <w:keepNext w:val="0"/>
+        <w:keepLines w:val="0"/>
+        <w:pageBreakBefore/>
         <w:widowControl w:val="0"/>
-        <w:numPr>
-          <w:ilvl w:val="0"/>
-          <w:numId w:val="0"/>
-        </w:numPr>
-        <w:spacing w:before="42" w:line="352" w:lineRule="auto"/>
-        <w:ind w:right="98" w:rightChars="0"/>
-        <w:jc w:val="both"/>
-        <w:rPr>
-          <w:rFonts w:hint="eastAsia" w:ascii="仿宋" w:hAnsi="仿宋" w:eastAsia="仿宋" w:cs="仿宋"/>
-          <w:spacing w:val="-2"/>
-          <w:sz w:val="24"/>
-          <w:szCs w:val="24"/>
-        </w:rPr>
-      </w:pPr>
-    </w:p>
-    <w:p>
-      <w:pPr>
-        <w:widowControl w:val="0"/>
-        <w:numPr>
-          <w:ilvl w:val="0"/>
-          <w:numId w:val="0"/>
-        </w:numPr>
-        <w:spacing w:before="42" w:line="352" w:lineRule="auto"/>
-        <w:ind w:right="98" w:rightChars="0"/>
-        <w:jc w:val="both"/>
-        <w:rPr>
-          <w:rFonts w:hint="eastAsia" w:ascii="仿宋" w:hAnsi="仿宋" w:eastAsia="仿宋" w:cs="仿宋"/>
-          <w:spacing w:val="-2"/>
-          <w:sz w:val="24"/>
-          <w:szCs w:val="24"/>
-        </w:rPr>
-      </w:pPr>
-    </w:p>
-    <w:p>
-      <w:pPr>
-        <w:widowControl w:val="0"/>
-        <w:numPr>
-          <w:ilvl w:val="0"/>
-          <w:numId w:val="0"/>
-        </w:numPr>
-        <w:spacing w:before="42" w:line="352" w:lineRule="auto"/>
-        <w:ind w:right="98" w:rightChars="0"/>
-        <w:jc w:val="both"/>
-        <w:rPr>
-          <w:rFonts w:hint="eastAsia" w:ascii="仿宋" w:hAnsi="仿宋" w:eastAsia="仿宋" w:cs="仿宋"/>
-          <w:spacing w:val="-2"/>
-          <w:sz w:val="24"/>
-          <w:szCs w:val="24"/>
-        </w:rPr>
-      </w:pPr>
-    </w:p>
-    <w:p>
-      <w:pPr>
-        <w:widowControl w:val="0"/>
-        <w:numPr>
-          <w:ilvl w:val="0"/>
-          <w:numId w:val="0"/>
-        </w:numPr>
-        <w:spacing w:before="42" w:line="352" w:lineRule="auto"/>
-        <w:ind w:right="98" w:rightChars="0"/>
-        <w:jc w:val="both"/>
-        <w:rPr>
-          <w:rFonts w:hint="eastAsia" w:ascii="仿宋" w:hAnsi="仿宋" w:eastAsia="仿宋" w:cs="仿宋"/>
-          <w:spacing w:val="-2"/>
-          <w:sz w:val="24"/>
-          <w:szCs w:val="24"/>
-        </w:rPr>
-      </w:pPr>
-    </w:p>
-    <w:p>
-      <w:pPr>
-        <w:widowControl w:val="0"/>
-        <w:numPr>
-          <w:ilvl w:val="0"/>
-          <w:numId w:val="0"/>
-        </w:numPr>
-        <w:spacing w:before="42" w:line="352" w:lineRule="auto"/>
-        <w:ind w:right="98" w:rightChars="0"/>
-        <w:jc w:val="both"/>
-        <w:rPr>
-          <w:rFonts w:hint="eastAsia" w:ascii="仿宋" w:hAnsi="仿宋" w:eastAsia="仿宋" w:cs="仿宋"/>
-          <w:spacing w:val="-2"/>
-          <w:sz w:val="24"/>
-          <w:szCs w:val="24"/>
-        </w:rPr>
-      </w:pPr>
-    </w:p>
-    <w:p>
-      <w:pPr>
-        <w:pStyle w:val="2"/>
+        <w:kinsoku/>
+        <w:wordWrap/>
+        <w:overflowPunct/>
+        <w:topLinePunct w:val="0"/>
+        <w:autoSpaceDE/>
+        <w:autoSpaceDN/>
+        <w:bidi w:val="0"/>
+        <w:adjustRightInd/>
+        <w:snapToGrid/>
         <w:spacing w:line="240" w:lineRule="auto"/>
         <w:ind w:left="113" w:right="0"/>
         <w:jc w:val="center"/>
+        <w:textAlignment w:val="auto"/>
         <w:rPr>
           <w:rFonts w:hint="eastAsia" w:ascii="方正小标宋简体" w:hAnsi="方正小标宋简体" w:eastAsia="方正小标宋简体" w:cs="方正小标宋简体"/>
           <w:kern w:val="0"/>
@@ -22026,6 +21574,7 @@
       <w:r>
         <w:rPr>
           <w:rFonts w:hint="eastAsia" w:ascii="方正小标宋简体" w:hAnsi="方正小标宋简体" w:eastAsia="方正小标宋简体" w:cs="方正小标宋简体"/>
+          <w:color w:val="0000FF"/>
           <w:kern w:val="0"/>
           <w:sz w:val="36"/>
           <w:szCs w:val="36"/>
@@ -26037,9 +25586,23 @@
     <w:p>
       <w:pPr>
         <w:pStyle w:val="2"/>
+        <w:keepNext w:val="0"/>
+        <w:keepLines w:val="0"/>
+        <w:pageBreakBefore/>
+        <w:widowControl w:val="0"/>
+        <w:kinsoku/>
+        <w:wordWrap/>
+        <w:overflowPunct/>
+        <w:topLinePunct w:val="0"/>
+        <w:autoSpaceDE/>
+        <w:autoSpaceDN/>
+        <w:bidi w:val="0"/>
+        <w:adjustRightInd/>
+        <w:snapToGrid/>
         <w:spacing w:line="240" w:lineRule="auto"/>
         <w:ind w:left="113" w:right="0"/>
         <w:jc w:val="center"/>
+        <w:textAlignment w:val="auto"/>
         <w:rPr>
           <w:rFonts w:hint="eastAsia" w:ascii="方正小标宋简体" w:hAnsi="方正小标宋简体" w:eastAsia="方正小标宋简体" w:cs="方正小标宋简体"/>
           <w:kern w:val="0"/>
@@ -26048,170 +25611,32 @@
           <w:lang w:val="en-US" w:eastAsia="zh-CN" w:bidi="ar-SA"/>
         </w:rPr>
       </w:pPr>
-    </w:p>
-    <w:p>
-      <w:pPr>
-        <w:pStyle w:val="2"/>
-        <w:spacing w:line="240" w:lineRule="auto"/>
-        <w:ind w:left="113" w:right="0"/>
-        <w:jc w:val="center"/>
+      <w:r>
         <w:rPr>
           <w:rFonts w:hint="eastAsia" w:ascii="方正小标宋简体" w:hAnsi="方正小标宋简体" w:eastAsia="方正小标宋简体" w:cs="方正小标宋简体"/>
+          <w:color w:val="0000FF"/>
           <w:kern w:val="0"/>
           <w:sz w:val="36"/>
           <w:szCs w:val="36"/>
           <w:lang w:val="en-US" w:eastAsia="zh-CN" w:bidi="ar-SA"/>
         </w:rPr>
-      </w:pPr>
-    </w:p>
-    <w:p>
-      <w:pPr>
-        <w:pStyle w:val="2"/>
-        <w:spacing w:line="240" w:lineRule="auto"/>
-        <w:ind w:left="113" w:right="0"/>
-        <w:jc w:val="center"/>
-        <w:rPr>
-          <w:rFonts w:hint="eastAsia" w:ascii="方正小标宋简体" w:hAnsi="方正小标宋简体" w:eastAsia="方正小标宋简体" w:cs="方正小标宋简体"/>
+        <w:t>{{biaoduanming</w:t>
+      </w:r>
+      <w:r>
+        <w:rPr>
+          <w:rFonts w:hint="eastAsia" w:ascii="方正小标宋简体" w:hAnsi="方正小标宋简体" w:cs="方正小标宋简体"/>
+          <w:color w:val="0000FF"/>
           <w:kern w:val="0"/>
           <w:sz w:val="36"/>
           <w:szCs w:val="36"/>
           <w:lang w:val="en-US" w:eastAsia="zh-CN" w:bidi="ar-SA"/>
         </w:rPr>
-      </w:pPr>
-    </w:p>
-    <w:p>
-      <w:pPr>
-        <w:pStyle w:val="2"/>
-        <w:spacing w:line="240" w:lineRule="auto"/>
-        <w:ind w:left="113" w:right="0"/>
-        <w:jc w:val="center"/>
+        <w:t>2</w:t>
+      </w:r>
+      <w:r>
         <w:rPr>
           <w:rFonts w:hint="eastAsia" w:ascii="方正小标宋简体" w:hAnsi="方正小标宋简体" w:eastAsia="方正小标宋简体" w:cs="方正小标宋简体"/>
-          <w:kern w:val="0"/>
-          <w:sz w:val="36"/>
-          <w:szCs w:val="36"/>
-          <w:lang w:val="en-US" w:eastAsia="zh-CN" w:bidi="ar-SA"/>
-        </w:rPr>
-      </w:pPr>
-    </w:p>
-    <w:p>
-      <w:pPr>
-        <w:pStyle w:val="2"/>
-        <w:spacing w:line="240" w:lineRule="auto"/>
-        <w:ind w:left="113" w:right="0"/>
-        <w:jc w:val="center"/>
-        <w:rPr>
-          <w:rFonts w:hint="eastAsia" w:ascii="方正小标宋简体" w:hAnsi="方正小标宋简体" w:eastAsia="方正小标宋简体" w:cs="方正小标宋简体"/>
-          <w:kern w:val="0"/>
-          <w:sz w:val="36"/>
-          <w:szCs w:val="36"/>
-          <w:lang w:val="en-US" w:eastAsia="zh-CN" w:bidi="ar-SA"/>
-        </w:rPr>
-      </w:pPr>
-    </w:p>
-    <w:p>
-      <w:pPr>
-        <w:rPr>
-          <w:rFonts w:hint="eastAsia" w:ascii="方正小标宋简体" w:hAnsi="方正小标宋简体" w:eastAsia="方正小标宋简体" w:cs="方正小标宋简体"/>
-          <w:kern w:val="0"/>
-          <w:sz w:val="36"/>
-          <w:szCs w:val="36"/>
-          <w:lang w:val="en-US" w:eastAsia="zh-CN" w:bidi="ar-SA"/>
-        </w:rPr>
-      </w:pPr>
-    </w:p>
-    <w:p>
-      <w:pPr>
-        <w:rPr>
-          <w:rFonts w:hint="eastAsia" w:ascii="方正小标宋简体" w:hAnsi="方正小标宋简体" w:eastAsia="方正小标宋简体" w:cs="方正小标宋简体"/>
-          <w:kern w:val="0"/>
-          <w:sz w:val="36"/>
-          <w:szCs w:val="36"/>
-          <w:lang w:val="en-US" w:eastAsia="zh-CN" w:bidi="ar-SA"/>
-        </w:rPr>
-      </w:pPr>
-    </w:p>
-    <w:p>
-      <w:pPr>
-        <w:rPr>
-          <w:rFonts w:hint="eastAsia" w:ascii="方正小标宋简体" w:hAnsi="方正小标宋简体" w:eastAsia="方正小标宋简体" w:cs="方正小标宋简体"/>
-          <w:kern w:val="0"/>
-          <w:sz w:val="36"/>
-          <w:szCs w:val="36"/>
-          <w:lang w:val="en-US" w:eastAsia="zh-CN" w:bidi="ar-SA"/>
-        </w:rPr>
-      </w:pPr>
-    </w:p>
-    <w:p>
-      <w:pPr>
-        <w:rPr>
-          <w:rFonts w:hint="eastAsia" w:ascii="方正小标宋简体" w:hAnsi="方正小标宋简体" w:eastAsia="方正小标宋简体" w:cs="方正小标宋简体"/>
-          <w:kern w:val="0"/>
-          <w:sz w:val="36"/>
-          <w:szCs w:val="36"/>
-          <w:lang w:val="en-US" w:eastAsia="zh-CN" w:bidi="ar-SA"/>
-        </w:rPr>
-      </w:pPr>
-    </w:p>
-    <w:p>
-      <w:pPr>
-        <w:rPr>
-          <w:rFonts w:hint="eastAsia" w:ascii="方正小标宋简体" w:hAnsi="方正小标宋简体" w:eastAsia="方正小标宋简体" w:cs="方正小标宋简体"/>
-          <w:kern w:val="0"/>
-          <w:sz w:val="36"/>
-          <w:szCs w:val="36"/>
-          <w:lang w:val="en-US" w:eastAsia="zh-CN" w:bidi="ar-SA"/>
-        </w:rPr>
-      </w:pPr>
-    </w:p>
-    <w:p>
-      <w:pPr>
-        <w:rPr>
-          <w:rFonts w:hint="eastAsia" w:ascii="方正小标宋简体" w:hAnsi="方正小标宋简体" w:eastAsia="方正小标宋简体" w:cs="方正小标宋简体"/>
-          <w:kern w:val="0"/>
-          <w:sz w:val="36"/>
-          <w:szCs w:val="36"/>
-          <w:lang w:val="en-US" w:eastAsia="zh-CN" w:bidi="ar-SA"/>
-        </w:rPr>
-      </w:pPr>
-    </w:p>
-    <w:p>
-      <w:pPr>
-        <w:pStyle w:val="2"/>
-        <w:spacing w:line="240" w:lineRule="auto"/>
-        <w:ind w:left="113" w:right="0"/>
-        <w:jc w:val="center"/>
-        <w:rPr>
-          <w:rFonts w:hint="eastAsia" w:ascii="方正小标宋简体" w:hAnsi="方正小标宋简体" w:eastAsia="方正小标宋简体" w:cs="方正小标宋简体"/>
-          <w:kern w:val="0"/>
-          <w:sz w:val="36"/>
-          <w:szCs w:val="36"/>
-          <w:lang w:val="en-US" w:eastAsia="zh-CN" w:bidi="ar-SA"/>
-        </w:rPr>
-      </w:pPr>
-      <w:r>
-        <w:rPr>
-          <w:rFonts w:hint="eastAsia" w:ascii="方正小标宋简体" w:hAnsi="方正小标宋简体" w:eastAsia="方正小标宋简体" w:cs="方正小标宋简体"/>
-          <w:kern w:val="0"/>
-          <w:sz w:val="36"/>
-          <w:szCs w:val="36"/>
-          <w:lang w:val="en-US" w:eastAsia="zh-CN" w:bidi="ar-SA"/>
-        </w:rPr>
-        <w:t>{{biaoduanming</w:t>
-      </w:r>
-      <w:r>
-        <w:rPr>
-          <w:rFonts w:hint="eastAsia" w:ascii="方正小标宋简体" w:hAnsi="方正小标宋简体" w:cs="方正小标宋简体"/>
-          <w:kern w:val="0"/>
-          <w:sz w:val="36"/>
-          <w:szCs w:val="36"/>
-          <w:lang w:val="en-US" w:eastAsia="zh-CN" w:bidi="ar-SA"/>
-        </w:rPr>
-        <w:t>2</w:t>
-      </w:r>
-      <w:r>
-        <w:rPr>
-          <w:rFonts w:hint="eastAsia" w:ascii="方正小标宋简体" w:hAnsi="方正小标宋简体" w:eastAsia="方正小标宋简体" w:cs="方正小标宋简体"/>
+          <w:color w:val="0000FF"/>
           <w:kern w:val="0"/>
           <w:sz w:val="36"/>
           <w:szCs w:val="36"/>
@@ -30223,317 +29648,23 @@
     </w:p>
     <w:p>
       <w:pPr>
+        <w:keepNext w:val="0"/>
+        <w:keepLines w:val="0"/>
+        <w:pageBreakBefore/>
+        <w:widowControl w:val="0"/>
+        <w:kinsoku/>
+        <w:wordWrap/>
+        <w:overflowPunct/>
+        <w:topLinePunct w:val="0"/>
+        <w:autoSpaceDE/>
+        <w:autoSpaceDN/>
+        <w:bidi w:val="0"/>
+        <w:adjustRightInd/>
+        <w:snapToGrid/>
         <w:spacing w:line="240" w:lineRule="auto"/>
         <w:ind w:left="0" w:right="0" w:firstLine="0"/>
         <w:jc w:val="both"/>
-        <w:rPr>
-          <w:rFonts w:hint="eastAsia" w:ascii="黑体" w:hAnsi="黑体" w:eastAsia="黑体" w:cs="黑体"/>
-          <w:w w:val="100"/>
-          <w:sz w:val="32"/>
-          <w:szCs w:val="32"/>
-          <w:lang w:eastAsia="zh-CN"/>
-        </w:rPr>
-      </w:pPr>
-    </w:p>
-    <w:p>
-      <w:pPr>
-        <w:spacing w:line="240" w:lineRule="auto"/>
-        <w:ind w:left="0" w:right="0" w:firstLine="0"/>
-        <w:jc w:val="both"/>
-        <w:rPr>
-          <w:rFonts w:hint="eastAsia" w:ascii="黑体" w:hAnsi="黑体" w:eastAsia="黑体" w:cs="黑体"/>
-          <w:w w:val="100"/>
-          <w:sz w:val="32"/>
-          <w:szCs w:val="32"/>
-          <w:lang w:eastAsia="zh-CN"/>
-        </w:rPr>
-      </w:pPr>
-    </w:p>
-    <w:p>
-      <w:pPr>
-        <w:spacing w:line="240" w:lineRule="auto"/>
-        <w:ind w:left="0" w:right="0" w:firstLine="0"/>
-        <w:jc w:val="both"/>
-        <w:rPr>
-          <w:rFonts w:hint="eastAsia" w:ascii="黑体" w:hAnsi="黑体" w:eastAsia="黑体" w:cs="黑体"/>
-          <w:w w:val="100"/>
-          <w:sz w:val="32"/>
-          <w:szCs w:val="32"/>
-          <w:lang w:eastAsia="zh-CN"/>
-        </w:rPr>
-      </w:pPr>
-    </w:p>
-    <w:p>
-      <w:pPr>
-        <w:spacing w:line="240" w:lineRule="auto"/>
-        <w:ind w:left="0" w:right="0" w:firstLine="0"/>
-        <w:jc w:val="both"/>
-        <w:rPr>
-          <w:rFonts w:hint="eastAsia" w:ascii="黑体" w:hAnsi="黑体" w:eastAsia="黑体" w:cs="黑体"/>
-          <w:w w:val="100"/>
-          <w:sz w:val="32"/>
-          <w:szCs w:val="32"/>
-          <w:lang w:eastAsia="zh-CN"/>
-        </w:rPr>
-      </w:pPr>
-    </w:p>
-    <w:p>
-      <w:pPr>
-        <w:spacing w:line="240" w:lineRule="auto"/>
-        <w:ind w:left="0" w:right="0" w:firstLine="0"/>
-        <w:jc w:val="both"/>
-        <w:rPr>
-          <w:rFonts w:hint="eastAsia" w:ascii="黑体" w:hAnsi="黑体" w:eastAsia="黑体" w:cs="黑体"/>
-          <w:w w:val="100"/>
-          <w:sz w:val="32"/>
-          <w:szCs w:val="32"/>
-          <w:lang w:eastAsia="zh-CN"/>
-        </w:rPr>
-      </w:pPr>
-    </w:p>
-    <w:p>
-      <w:pPr>
-        <w:spacing w:line="240" w:lineRule="auto"/>
-        <w:ind w:left="0" w:right="0" w:firstLine="0"/>
-        <w:jc w:val="both"/>
-        <w:rPr>
-          <w:rFonts w:hint="eastAsia" w:ascii="黑体" w:hAnsi="黑体" w:eastAsia="黑体" w:cs="黑体"/>
-          <w:w w:val="100"/>
-          <w:sz w:val="32"/>
-          <w:szCs w:val="32"/>
-          <w:lang w:eastAsia="zh-CN"/>
-        </w:rPr>
-      </w:pPr>
-    </w:p>
-    <w:p>
-      <w:pPr>
-        <w:spacing w:line="240" w:lineRule="auto"/>
-        <w:ind w:left="0" w:right="0" w:firstLine="0"/>
-        <w:jc w:val="both"/>
-        <w:rPr>
-          <w:rFonts w:hint="eastAsia" w:ascii="黑体" w:hAnsi="黑体" w:eastAsia="黑体" w:cs="黑体"/>
-          <w:w w:val="100"/>
-          <w:sz w:val="32"/>
-          <w:szCs w:val="32"/>
-          <w:lang w:eastAsia="zh-CN"/>
-        </w:rPr>
-      </w:pPr>
-    </w:p>
-    <w:p>
-      <w:pPr>
-        <w:spacing w:line="240" w:lineRule="auto"/>
-        <w:ind w:left="0" w:right="0" w:firstLine="0"/>
-        <w:jc w:val="both"/>
-        <w:rPr>
-          <w:rFonts w:hint="eastAsia" w:ascii="黑体" w:hAnsi="黑体" w:eastAsia="黑体" w:cs="黑体"/>
-          <w:w w:val="100"/>
-          <w:sz w:val="32"/>
-          <w:szCs w:val="32"/>
-          <w:lang w:eastAsia="zh-CN"/>
-        </w:rPr>
-      </w:pPr>
-    </w:p>
-    <w:p>
-      <w:pPr>
-        <w:spacing w:line="240" w:lineRule="auto"/>
-        <w:ind w:left="0" w:right="0" w:firstLine="0"/>
-        <w:jc w:val="both"/>
-        <w:rPr>
-          <w:rFonts w:hint="eastAsia" w:ascii="黑体" w:hAnsi="黑体" w:eastAsia="黑体" w:cs="黑体"/>
-          <w:w w:val="100"/>
-          <w:sz w:val="32"/>
-          <w:szCs w:val="32"/>
-          <w:lang w:eastAsia="zh-CN"/>
-        </w:rPr>
-      </w:pPr>
-    </w:p>
-    <w:p>
-      <w:pPr>
-        <w:spacing w:line="240" w:lineRule="auto"/>
-        <w:ind w:left="0" w:right="0" w:firstLine="0"/>
-        <w:jc w:val="both"/>
-        <w:rPr>
-          <w:rFonts w:hint="eastAsia" w:ascii="黑体" w:hAnsi="黑体" w:eastAsia="黑体" w:cs="黑体"/>
-          <w:w w:val="100"/>
-          <w:sz w:val="32"/>
-          <w:szCs w:val="32"/>
-          <w:lang w:eastAsia="zh-CN"/>
-        </w:rPr>
-      </w:pPr>
-    </w:p>
-    <w:p>
-      <w:pPr>
-        <w:spacing w:line="240" w:lineRule="auto"/>
-        <w:ind w:left="0" w:right="0" w:firstLine="0"/>
-        <w:jc w:val="both"/>
-        <w:rPr>
-          <w:rFonts w:hint="eastAsia" w:ascii="黑体" w:hAnsi="黑体" w:eastAsia="黑体" w:cs="黑体"/>
-          <w:w w:val="100"/>
-          <w:sz w:val="32"/>
-          <w:szCs w:val="32"/>
-          <w:lang w:eastAsia="zh-CN"/>
-        </w:rPr>
-      </w:pPr>
-    </w:p>
-    <w:p>
-      <w:pPr>
-        <w:spacing w:line="240" w:lineRule="auto"/>
-        <w:ind w:left="0" w:right="0" w:firstLine="0"/>
-        <w:jc w:val="both"/>
-        <w:rPr>
-          <w:rFonts w:hint="eastAsia" w:ascii="黑体" w:hAnsi="黑体" w:eastAsia="黑体" w:cs="黑体"/>
-          <w:w w:val="100"/>
-          <w:sz w:val="32"/>
-          <w:szCs w:val="32"/>
-          <w:lang w:eastAsia="zh-CN"/>
-        </w:rPr>
-      </w:pPr>
-    </w:p>
-    <w:p>
-      <w:pPr>
-        <w:spacing w:line="240" w:lineRule="auto"/>
-        <w:ind w:left="0" w:right="0" w:firstLine="0"/>
-        <w:jc w:val="both"/>
-        <w:rPr>
-          <w:rFonts w:hint="eastAsia" w:ascii="黑体" w:hAnsi="黑体" w:eastAsia="黑体" w:cs="黑体"/>
-          <w:w w:val="100"/>
-          <w:sz w:val="32"/>
-          <w:szCs w:val="32"/>
-          <w:lang w:eastAsia="zh-CN"/>
-        </w:rPr>
-      </w:pPr>
-    </w:p>
-    <w:p>
-      <w:pPr>
-        <w:spacing w:line="240" w:lineRule="auto"/>
-        <w:ind w:left="0" w:right="0" w:firstLine="0"/>
-        <w:jc w:val="both"/>
-        <w:rPr>
-          <w:rFonts w:hint="eastAsia" w:ascii="黑体" w:hAnsi="黑体" w:eastAsia="黑体" w:cs="黑体"/>
-          <w:w w:val="100"/>
-          <w:sz w:val="32"/>
-          <w:szCs w:val="32"/>
-          <w:lang w:eastAsia="zh-CN"/>
-        </w:rPr>
-      </w:pPr>
-    </w:p>
-    <w:p>
-      <w:pPr>
-        <w:spacing w:line="240" w:lineRule="auto"/>
-        <w:ind w:left="0" w:right="0" w:firstLine="0"/>
-        <w:jc w:val="both"/>
-        <w:rPr>
-          <w:rFonts w:hint="eastAsia" w:ascii="黑体" w:hAnsi="黑体" w:eastAsia="黑体" w:cs="黑体"/>
-          <w:w w:val="100"/>
-          <w:sz w:val="32"/>
-          <w:szCs w:val="32"/>
-          <w:lang w:eastAsia="zh-CN"/>
-        </w:rPr>
-      </w:pPr>
-    </w:p>
-    <w:p>
-      <w:pPr>
-        <w:spacing w:line="240" w:lineRule="auto"/>
-        <w:ind w:left="0" w:right="0" w:firstLine="0"/>
-        <w:jc w:val="both"/>
-        <w:rPr>
-          <w:rFonts w:hint="eastAsia" w:ascii="黑体" w:hAnsi="黑体" w:eastAsia="黑体" w:cs="黑体"/>
-          <w:w w:val="100"/>
-          <w:sz w:val="32"/>
-          <w:szCs w:val="32"/>
-          <w:lang w:eastAsia="zh-CN"/>
-        </w:rPr>
-      </w:pPr>
-    </w:p>
-    <w:p>
-      <w:pPr>
-        <w:spacing w:line="240" w:lineRule="auto"/>
-        <w:ind w:left="0" w:right="0" w:firstLine="0"/>
-        <w:jc w:val="both"/>
-        <w:rPr>
-          <w:rFonts w:hint="eastAsia" w:ascii="黑体" w:hAnsi="黑体" w:eastAsia="黑体" w:cs="黑体"/>
-          <w:w w:val="100"/>
-          <w:sz w:val="32"/>
-          <w:szCs w:val="32"/>
-          <w:lang w:eastAsia="zh-CN"/>
-        </w:rPr>
-      </w:pPr>
-    </w:p>
-    <w:p>
-      <w:pPr>
-        <w:spacing w:line="240" w:lineRule="auto"/>
-        <w:ind w:left="0" w:right="0" w:firstLine="0"/>
-        <w:jc w:val="both"/>
-        <w:rPr>
-          <w:rFonts w:hint="eastAsia" w:ascii="黑体" w:hAnsi="黑体" w:eastAsia="黑体" w:cs="黑体"/>
-          <w:w w:val="100"/>
-          <w:sz w:val="32"/>
-          <w:szCs w:val="32"/>
-          <w:lang w:eastAsia="zh-CN"/>
-        </w:rPr>
-      </w:pPr>
-    </w:p>
-    <w:p>
-      <w:pPr>
-        <w:spacing w:line="240" w:lineRule="auto"/>
-        <w:ind w:left="0" w:right="0" w:firstLine="0"/>
-        <w:jc w:val="both"/>
-        <w:rPr>
-          <w:rFonts w:hint="eastAsia" w:ascii="黑体" w:hAnsi="黑体" w:eastAsia="黑体" w:cs="黑体"/>
-          <w:w w:val="100"/>
-          <w:sz w:val="32"/>
-          <w:szCs w:val="32"/>
-          <w:lang w:eastAsia="zh-CN"/>
-        </w:rPr>
-      </w:pPr>
-    </w:p>
-    <w:p>
-      <w:pPr>
-        <w:spacing w:line="240" w:lineRule="auto"/>
-        <w:ind w:left="0" w:right="0" w:firstLine="0"/>
-        <w:jc w:val="both"/>
-        <w:rPr>
-          <w:rFonts w:hint="eastAsia" w:ascii="黑体" w:hAnsi="黑体" w:eastAsia="黑体" w:cs="黑体"/>
-          <w:w w:val="100"/>
-          <w:sz w:val="32"/>
-          <w:szCs w:val="32"/>
-          <w:lang w:eastAsia="zh-CN"/>
-        </w:rPr>
-      </w:pPr>
-    </w:p>
-    <w:p>
-      <w:pPr>
-        <w:spacing w:line="240" w:lineRule="auto"/>
-        <w:ind w:left="0" w:right="0" w:firstLine="0"/>
-        <w:jc w:val="both"/>
-        <w:rPr>
-          <w:rFonts w:hint="eastAsia" w:ascii="黑体" w:hAnsi="黑体" w:eastAsia="黑体" w:cs="黑体"/>
-          <w:w w:val="100"/>
-          <w:sz w:val="32"/>
-          <w:szCs w:val="32"/>
-          <w:lang w:eastAsia="zh-CN"/>
-        </w:rPr>
-      </w:pPr>
-    </w:p>
-    <w:p>
-      <w:pPr>
-        <w:spacing w:line="240" w:lineRule="auto"/>
-        <w:ind w:left="0" w:right="0" w:firstLine="0"/>
-        <w:jc w:val="both"/>
-        <w:rPr>
-          <w:rFonts w:hint="eastAsia" w:ascii="黑体" w:hAnsi="黑体" w:eastAsia="黑体" w:cs="黑体"/>
-          <w:w w:val="100"/>
-          <w:sz w:val="32"/>
-          <w:szCs w:val="32"/>
-          <w:lang w:eastAsia="zh-CN"/>
-        </w:rPr>
-      </w:pPr>
-    </w:p>
-    <w:p>
-      <w:pPr>
-        <w:spacing w:line="240" w:lineRule="auto"/>
-        <w:ind w:left="0" w:right="0" w:firstLine="0"/>
-        <w:jc w:val="both"/>
+        <w:textAlignment w:val="auto"/>
         <w:rPr>
           <w:rFonts w:hint="eastAsia" w:ascii="黑体" w:hAnsi="黑体" w:eastAsia="黑体" w:cs="黑体"/>
           <w:w w:val="100"/>
@@ -31469,100 +30600,46 @@
       </w:r>
     </w:p>
     <w:p/>
-    <w:p/>
-    <w:p/>
-    <w:p/>
-    <w:p/>
-    <w:p/>
-    <w:p/>
-    <w:p/>
-    <w:p/>
-    <w:p/>
-    <w:p/>
-    <w:p/>
-    <w:p/>
-    <w:p/>
-    <w:p/>
-    <w:p/>
-    <w:p/>
-    <w:p/>
-    <w:p/>
-    <w:p/>
-    <w:p/>
-    <w:p/>
-    <w:p/>
-    <w:p>
-      <w:pPr>
-        <w:rPr>
-          <w:highlight w:val="none"/>
-        </w:rPr>
-      </w:pPr>
-    </w:p>
-    <w:p>
-      <w:pPr>
-        <w:rPr>
-          <w:highlight w:val="none"/>
-        </w:rPr>
-      </w:pPr>
-    </w:p>
-    <w:p>
-      <w:pPr>
-        <w:rPr>
-          <w:highlight w:val="none"/>
-        </w:rPr>
-      </w:pPr>
-    </w:p>
-    <w:p>
-      <w:pPr>
-        <w:rPr>
-          <w:highlight w:val="none"/>
-        </w:rPr>
-      </w:pPr>
-    </w:p>
-    <w:p>
-      <w:pPr>
-        <w:rPr>
-          <w:highlight w:val="none"/>
-        </w:rPr>
-      </w:pPr>
-    </w:p>
-    <w:p>
-      <w:pPr>
-        <w:rPr>
-          <w:highlight w:val="none"/>
-        </w:rPr>
-      </w:pPr>
-    </w:p>
-    <w:p>
-      <w:pPr>
-        <w:rPr>
-          <w:highlight w:val="none"/>
-        </w:rPr>
-      </w:pPr>
-    </w:p>
-    <w:p>
-      <w:pPr>
-        <w:rPr>
-          <w:highlight w:val="none"/>
-        </w:rPr>
-      </w:pPr>
-    </w:p>
     <w:p>
       <w:pPr>
         <w:pStyle w:val="2"/>
+        <w:keepNext w:val="0"/>
+        <w:keepLines w:val="0"/>
+        <w:pageBreakBefore/>
+        <w:widowControl w:val="0"/>
         <w:numPr>
           <w:ilvl w:val="0"/>
-          <w:numId w:val="3"/>
+          <w:numId w:val="0"/>
         </w:numPr>
+        <w:kinsoku/>
+        <w:wordWrap/>
+        <w:overflowPunct/>
+        <w:topLinePunct w:val="0"/>
+        <w:autoSpaceDE/>
+        <w:autoSpaceDN/>
+        <w:bidi w:val="0"/>
+        <w:adjustRightInd/>
+        <w:snapToGrid/>
+        <w:spacing w:line="579" w:lineRule="auto"/>
+        <w:textAlignment w:val="auto"/>
         <w:rPr>
           <w:rFonts w:hint="eastAsia" w:ascii="宋体" w:hAnsi="宋体" w:eastAsia="宋体" w:cs="宋体"/>
           <w:highlight w:val="none"/>
         </w:rPr>
       </w:pPr>
-      <w:bookmarkStart w:id="39" w:name="_Toc88209949"/>
-      <w:bookmarkStart w:id="40" w:name="_Toc87616386"/>
-      <w:bookmarkStart w:id="77" w:name="_GoBack"/>
-      <w:bookmarkEnd w:id="77"/>
+      <w:bookmarkStart w:id="39" w:name="_Toc87616386"/>
+      <w:bookmarkStart w:id="40" w:name="_Toc88209949"/>
+      <w:r>
+        <w:rPr>
+          <w:rFonts w:hint="eastAsia" w:ascii="宋体" w:hAnsi="宋体" w:eastAsia="宋体" w:cs="宋体"/>
+          <w:bCs/>
+          <w:kern w:val="44"/>
+          <w:sz w:val="44"/>
+          <w:szCs w:val="44"/>
+          <w:lang w:val="en-US" w:eastAsia="zh-CN" w:bidi="ar-SA"/>
+        </w:rPr>
+        <w:t>第六章</w:t>
+      </w:r>
       <w:r>
         <w:rPr>
           <w:rFonts w:hint="eastAsia" w:ascii="宋体" w:hAnsi="宋体" w:eastAsia="宋体" w:cs="宋体"/>
@@ -31592,18 +30669,26 @@
     <w:p>
       <w:pPr>
         <w:pStyle w:val="2"/>
+        <w:keepNext w:val="0"/>
+        <w:keepLines w:val="0"/>
+        <w:pageBreakBefore/>
+        <w:widowControl w:val="0"/>
+        <w:kinsoku/>
+        <w:wordWrap/>
+        <w:overflowPunct/>
+        <w:topLinePunct w:val="0"/>
+        <w:autoSpaceDE/>
+        <w:autoSpaceDN/>
+        <w:bidi w:val="0"/>
+        <w:adjustRightInd/>
+        <w:snapToGrid/>
+        <w:spacing w:line="579" w:lineRule="auto"/>
+        <w:textAlignment w:val="auto"/>
         <w:rPr>
           <w:rFonts w:hint="eastAsia" w:ascii="宋体" w:hAnsi="宋体" w:eastAsia="宋体" w:cs="宋体"/>
           <w:highlight w:val="none"/>
         </w:rPr>
       </w:pPr>
-      <w:r>
-        <w:rPr>
-          <w:rFonts w:hint="eastAsia"/>
-          <w:highlight w:val="none"/>
-        </w:rPr>
-        <w:br w:type="page"/>
-      </w:r>
       <w:bookmarkStart w:id="42" w:name="_Toc15676"/>
       <w:r>
         <w:rPr>
@@ -31674,7 +30759,7 @@
       <w:r>
         <w:rPr>
           <w:rFonts w:hint="eastAsia" w:ascii="方正小标宋简体" w:eastAsia="方正小标宋简体"/>
-          <w:color w:val="FF0000"/>
+          <w:color w:val="0000FF"/>
           <w:sz w:val="44"/>
           <w:szCs w:val="44"/>
           <w:highlight w:val="none"/>
@@ -31918,10 +31003,22 @@
     </w:p>
     <w:p>
       <w:pPr>
+        <w:keepNext w:val="0"/>
+        <w:keepLines w:val="0"/>
+        <w:pageBreakBefore/>
+        <w:widowControl w:val="0"/>
+        <w:kinsoku/>
+        <w:wordWrap/>
+        <w:overflowPunct/>
+        <w:topLinePunct w:val="0"/>
+        <w:autoSpaceDE/>
+        <w:autoSpaceDN/>
+        <w:bidi w:val="0"/>
         <w:adjustRightInd w:val="0"/>
         <w:snapToGrid w:val="0"/>
         <w:spacing w:before="120" w:beforeLines="50" w:after="120" w:afterLines="50" w:line="600" w:lineRule="exact"/>
         <w:jc w:val="center"/>
+        <w:textAlignment w:val="auto"/>
         <w:rPr>
           <w:rFonts w:ascii="方正小标宋简体" w:eastAsia="方正小标宋简体"/>
           <w:sz w:val="44"/>
@@ -31929,15 +31026,6 @@
           <w:highlight w:val="none"/>
         </w:rPr>
       </w:pPr>
-      <w:r>
-        <w:rPr>
-          <w:rFonts w:ascii="方正小标宋简体" w:eastAsia="方正小标宋简体"/>
-          <w:sz w:val="44"/>
-          <w:szCs w:val="44"/>
-          <w:highlight w:val="none"/>
-        </w:rPr>
-        <w:br w:type="page"/>
-      </w:r>
       <w:r>
         <w:rPr>
           <w:rFonts w:hint="eastAsia" w:ascii="宋体" w:hAnsi="宋体" w:eastAsia="宋体" w:cs="宋体"/>
@@ -32000,8 +31088,8 @@
           <w:lang w:val="en-US" w:eastAsia="zh-CN"/>
         </w:rPr>
       </w:pPr>
-      <w:bookmarkStart w:id="48" w:name="_Toc88209953"/>
-      <w:bookmarkStart w:id="49" w:name="_Toc87616390"/>
+      <w:bookmarkStart w:id="48" w:name="_Toc87616390"/>
+      <w:bookmarkStart w:id="49" w:name="_Toc88209953"/>
       <w:r>
         <w:rPr>
           <w:rFonts w:hint="eastAsia" w:ascii="仿宋_GB2312" w:eastAsia="仿宋_GB2312"/>
@@ -32013,8 +31101,8 @@
       </w:r>
       <w:bookmarkEnd w:id="48"/>
       <w:bookmarkEnd w:id="49"/>
-      <w:bookmarkStart w:id="50" w:name="_Toc87616393"/>
-      <w:bookmarkStart w:id="51" w:name="_Toc88209956"/>
+      <w:bookmarkStart w:id="50" w:name="_Toc88209956"/>
+      <w:bookmarkStart w:id="51" w:name="_Toc87616393"/>
       <w:r>
         <w:rPr>
           <w:rFonts w:hint="eastAsia" w:ascii="仿宋_GB2312" w:eastAsia="仿宋_GB2312"/>
@@ -32142,190 +31230,34 @@
     </w:p>
     <w:p>
       <w:pPr>
-        <w:adjustRightInd w:val="0"/>
-        <w:snapToGrid w:val="0"/>
-        <w:spacing w:before="120" w:beforeLines="50" w:after="120" w:afterLines="50" w:line="600" w:lineRule="exact"/>
-        <w:jc w:val="center"/>
-        <w:rPr>
-          <w:rFonts w:ascii="方正小标宋简体" w:eastAsia="方正小标宋简体"/>
-          <w:sz w:val="44"/>
-          <w:szCs w:val="44"/>
+        <w:pStyle w:val="4"/>
+        <w:keepNext w:val="0"/>
+        <w:keepLines w:val="0"/>
+        <w:pageBreakBefore/>
+        <w:widowControl w:val="0"/>
+        <w:kinsoku/>
+        <w:wordWrap/>
+        <w:overflowPunct/>
+        <w:topLinePunct w:val="0"/>
+        <w:autoSpaceDE/>
+        <w:autoSpaceDN/>
+        <w:bidi w:val="0"/>
+        <w:adjustRightInd/>
+        <w:snapToGrid/>
+        <w:spacing w:line="416" w:lineRule="auto"/>
+        <w:jc w:val="left"/>
+        <w:textAlignment w:val="auto"/>
+        <w:outlineLvl w:val="1"/>
+        <w:rPr>
+          <w:rFonts w:ascii="宋体" w:hAnsi="宋体"/>
+          <w:sz w:val="28"/>
+          <w:szCs w:val="28"/>
           <w:highlight w:val="none"/>
         </w:rPr>
       </w:pPr>
-    </w:p>
-    <w:p>
-      <w:pPr>
-        <w:adjustRightInd w:val="0"/>
-        <w:snapToGrid w:val="0"/>
-        <w:spacing w:before="120" w:beforeLines="50" w:after="120" w:afterLines="50" w:line="600" w:lineRule="exact"/>
-        <w:jc w:val="center"/>
-        <w:rPr>
-          <w:rFonts w:ascii="方正小标宋简体" w:eastAsia="方正小标宋简体"/>
-          <w:sz w:val="44"/>
-          <w:szCs w:val="44"/>
-          <w:highlight w:val="none"/>
-        </w:rPr>
-      </w:pPr>
-    </w:p>
-    <w:p>
-      <w:pPr>
-        <w:adjustRightInd w:val="0"/>
-        <w:snapToGrid w:val="0"/>
-        <w:spacing w:before="120" w:beforeLines="50" w:after="120" w:afterLines="50" w:line="600" w:lineRule="exact"/>
-        <w:jc w:val="center"/>
-        <w:rPr>
-          <w:rFonts w:ascii="方正小标宋简体" w:eastAsia="方正小标宋简体"/>
-          <w:sz w:val="44"/>
-          <w:szCs w:val="44"/>
-          <w:highlight w:val="none"/>
-        </w:rPr>
-      </w:pPr>
-    </w:p>
-    <w:p>
-      <w:pPr>
-        <w:adjustRightInd w:val="0"/>
-        <w:snapToGrid w:val="0"/>
-        <w:spacing w:before="120" w:beforeLines="50" w:after="120" w:afterLines="50" w:line="600" w:lineRule="exact"/>
-        <w:jc w:val="center"/>
-        <w:rPr>
-          <w:rFonts w:ascii="方正小标宋简体" w:eastAsia="方正小标宋简体"/>
-          <w:sz w:val="44"/>
-          <w:szCs w:val="44"/>
-          <w:highlight w:val="none"/>
-        </w:rPr>
-      </w:pPr>
-    </w:p>
-    <w:p>
-      <w:pPr>
-        <w:adjustRightInd w:val="0"/>
-        <w:snapToGrid w:val="0"/>
-        <w:spacing w:before="120" w:beforeLines="50" w:after="120" w:afterLines="50" w:line="600" w:lineRule="exact"/>
-        <w:jc w:val="center"/>
-        <w:rPr>
-          <w:rFonts w:ascii="方正小标宋简体" w:eastAsia="方正小标宋简体"/>
-          <w:sz w:val="44"/>
-          <w:szCs w:val="44"/>
-          <w:highlight w:val="none"/>
-        </w:rPr>
-      </w:pPr>
-    </w:p>
-    <w:p>
-      <w:pPr>
-        <w:adjustRightInd w:val="0"/>
-        <w:snapToGrid w:val="0"/>
-        <w:spacing w:before="120" w:beforeLines="50" w:after="120" w:afterLines="50" w:line="600" w:lineRule="exact"/>
-        <w:jc w:val="center"/>
-        <w:rPr>
-          <w:rFonts w:ascii="方正小标宋简体" w:eastAsia="方正小标宋简体"/>
-          <w:sz w:val="44"/>
-          <w:szCs w:val="44"/>
-          <w:highlight w:val="none"/>
-        </w:rPr>
-      </w:pPr>
-    </w:p>
-    <w:p>
-      <w:pPr>
-        <w:widowControl/>
-        <w:jc w:val="left"/>
-        <w:rPr>
-          <w:rFonts w:ascii="宋体" w:hAnsi="宋体"/>
-          <w:b/>
-          <w:bCs/>
-          <w:sz w:val="28"/>
-          <w:szCs w:val="28"/>
-          <w:highlight w:val="none"/>
-        </w:rPr>
-      </w:pPr>
-      <w:bookmarkStart w:id="52" w:name="_Toc87616394"/>
-      <w:bookmarkStart w:id="53" w:name="_Toc28619645"/>
-      <w:bookmarkStart w:id="54" w:name="_Toc88209957"/>
-    </w:p>
-    <w:p>
-      <w:pPr>
-        <w:pStyle w:val="14"/>
-        <w:rPr>
-          <w:highlight w:val="none"/>
-        </w:rPr>
-      </w:pPr>
-    </w:p>
-    <w:p>
-      <w:pPr>
-        <w:pStyle w:val="59"/>
-        <w:rPr>
-          <w:highlight w:val="none"/>
-        </w:rPr>
-      </w:pPr>
-    </w:p>
-    <w:p>
-      <w:pPr>
-        <w:rPr>
-          <w:highlight w:val="none"/>
-        </w:rPr>
-      </w:pPr>
-    </w:p>
-    <w:p>
-      <w:pPr>
-        <w:pStyle w:val="14"/>
-        <w:rPr>
-          <w:highlight w:val="none"/>
-        </w:rPr>
-      </w:pPr>
-    </w:p>
-    <w:p>
-      <w:pPr>
-        <w:pStyle w:val="59"/>
-        <w:rPr>
-          <w:highlight w:val="none"/>
-        </w:rPr>
-      </w:pPr>
-    </w:p>
-    <w:p>
-      <w:pPr>
-        <w:rPr>
-          <w:highlight w:val="none"/>
-        </w:rPr>
-      </w:pPr>
-    </w:p>
-    <w:p>
-      <w:pPr>
-        <w:pStyle w:val="14"/>
-        <w:rPr>
-          <w:highlight w:val="none"/>
-        </w:rPr>
-      </w:pPr>
-    </w:p>
-    <w:p>
-      <w:pPr>
-        <w:pStyle w:val="59"/>
-        <w:rPr>
-          <w:highlight w:val="none"/>
-        </w:rPr>
-      </w:pPr>
-    </w:p>
-    <w:p>
-      <w:pPr>
-        <w:pStyle w:val="59"/>
-        <w:ind w:left="0"/>
-        <w:jc w:val="both"/>
-        <w:rPr>
-          <w:rFonts w:hint="eastAsia"/>
-          <w:highlight w:val="none"/>
-        </w:rPr>
-      </w:pPr>
-    </w:p>
-    <w:p>
-      <w:pPr>
-        <w:pStyle w:val="4"/>
-        <w:jc w:val="left"/>
-        <w:outlineLvl w:val="1"/>
-        <w:rPr>
-          <w:rFonts w:ascii="宋体" w:hAnsi="宋体"/>
-          <w:sz w:val="28"/>
-          <w:szCs w:val="28"/>
-          <w:highlight w:val="none"/>
-        </w:rPr>
-      </w:pPr>
+      <w:bookmarkStart w:id="52" w:name="_Toc88209957"/>
+      <w:bookmarkStart w:id="53" w:name="_Toc87616394"/>
+      <w:bookmarkStart w:id="54" w:name="_Toc28619645"/>
       <w:bookmarkStart w:id="55" w:name="_Toc22652"/>
       <w:r>
         <w:rPr>
@@ -33920,37 +32852,22 @@
     </w:p>
     <w:p>
       <w:pPr>
-        <w:pStyle w:val="59"/>
-        <w:rPr>
-          <w:highlight w:val="none"/>
-        </w:rPr>
-      </w:pPr>
-    </w:p>
-    <w:p>
-      <w:pPr>
-        <w:rPr>
-          <w:highlight w:val="none"/>
-        </w:rPr>
-      </w:pPr>
-    </w:p>
-    <w:p>
-      <w:pPr>
-        <w:pStyle w:val="14"/>
-        <w:rPr>
-          <w:highlight w:val="none"/>
-        </w:rPr>
-      </w:pPr>
-    </w:p>
-    <w:p>
-      <w:pPr>
-        <w:rPr>
-          <w:highlight w:val="none"/>
-        </w:rPr>
-      </w:pPr>
-    </w:p>
-    <w:p>
-      <w:pPr>
         <w:pStyle w:val="4"/>
+        <w:keepNext w:val="0"/>
+        <w:keepLines w:val="0"/>
+        <w:pageBreakBefore/>
+        <w:widowControl w:val="0"/>
+        <w:kinsoku/>
+        <w:wordWrap/>
+        <w:overflowPunct/>
+        <w:topLinePunct w:val="0"/>
+        <w:autoSpaceDE/>
+        <w:autoSpaceDN/>
+        <w:bidi w:val="0"/>
+        <w:adjustRightInd/>
+        <w:snapToGrid/>
+        <w:spacing w:line="416" w:lineRule="auto"/>
+        <w:textAlignment w:val="auto"/>
         <w:outlineLvl w:val="1"/>
         <w:rPr>
           <w:rFonts w:ascii="宋体" w:hAnsi="宋体"/>
@@ -34776,22 +33693,26 @@
     </w:p>
     <w:p>
       <w:pPr>
+        <w:keepNext w:val="0"/>
+        <w:keepLines w:val="0"/>
+        <w:pageBreakBefore/>
+        <w:widowControl w:val="0"/>
+        <w:kinsoku/>
+        <w:wordWrap/>
+        <w:overflowPunct/>
+        <w:topLinePunct w:val="0"/>
+        <w:autoSpaceDE/>
+        <w:autoSpaceDN/>
+        <w:bidi w:val="0"/>
+        <w:adjustRightInd/>
+        <w:snapToGrid/>
         <w:spacing w:line="360" w:lineRule="auto"/>
+        <w:textAlignment w:val="auto"/>
         <w:outlineLvl w:val="2"/>
         <w:rPr>
           <w:highlight w:val="none"/>
         </w:rPr>
       </w:pPr>
-      <w:r>
-        <w:rPr>
-          <w:rFonts w:hint="eastAsia" w:ascii="宋体" w:hAnsi="宋体" w:cs="宋体"/>
-          <w:kern w:val="0"/>
-          <w:sz w:val="28"/>
-          <w:szCs w:val="28"/>
-          <w:highlight w:val="none"/>
-        </w:rPr>
-        <w:br w:type="page"/>
-      </w:r>
       <w:bookmarkStart w:id="61" w:name="_Toc26444"/>
       <w:r>
         <w:rPr>
@@ -35445,37 +34366,21 @@
     </w:p>
     <w:p>
       <w:pPr>
-        <w:pStyle w:val="6"/>
-        <w:spacing w:after="0" w:line="600" w:lineRule="exact"/>
-        <w:rPr>
-          <w:rFonts w:ascii="仿宋_GB2312" w:eastAsia="仿宋_GB2312"/>
-          <w:highlight w:val="none"/>
-        </w:rPr>
-      </w:pPr>
-    </w:p>
-    <w:p>
-      <w:pPr>
-        <w:pStyle w:val="6"/>
-        <w:spacing w:after="0" w:line="600" w:lineRule="exact"/>
-        <w:rPr>
-          <w:rFonts w:ascii="仿宋_GB2312" w:eastAsia="仿宋_GB2312"/>
-          <w:highlight w:val="none"/>
-        </w:rPr>
-      </w:pPr>
-    </w:p>
-    <w:p>
-      <w:pPr>
-        <w:pStyle w:val="6"/>
-        <w:spacing w:after="0" w:line="600" w:lineRule="exact"/>
-        <w:rPr>
-          <w:rFonts w:ascii="仿宋_GB2312" w:eastAsia="仿宋_GB2312"/>
-          <w:highlight w:val="none"/>
-        </w:rPr>
-      </w:pPr>
-    </w:p>
-    <w:p>
-      <w:pPr>
+        <w:keepNext w:val="0"/>
+        <w:keepLines w:val="0"/>
+        <w:pageBreakBefore/>
+        <w:widowControl w:val="0"/>
+        <w:kinsoku/>
+        <w:wordWrap/>
+        <w:overflowPunct/>
+        <w:topLinePunct w:val="0"/>
+        <w:autoSpaceDE/>
+        <w:autoSpaceDN/>
+        <w:bidi w:val="0"/>
+        <w:adjustRightInd/>
+        <w:snapToGrid/>
         <w:spacing w:line="360" w:lineRule="auto"/>
+        <w:textAlignment w:val="auto"/>
         <w:outlineLvl w:val="1"/>
         <w:rPr>
           <w:rFonts w:hint="eastAsia" w:ascii="宋体" w:hAnsi="宋体" w:eastAsia="宋体" w:cs="Times New Roman"/>
@@ -35598,17 +34503,6 @@
           <w:szCs w:val="21"/>
         </w:rPr>
         <w:t>项目名称：</w:t>
-      </w:r>
-      <w:r>
-        <w:rPr>
-          <w:rFonts w:hint="eastAsia" w:ascii="宋体" w:hAnsi="宋体" w:eastAsia="宋体" w:cs="宋体"/>
-          <w:b w:val="0"/>
-          <w:bCs w:val="0"/>
-          <w:sz w:val="21"/>
-          <w:szCs w:val="21"/>
-          <w:lang w:val="en-US" w:eastAsia="zh-CN"/>
-        </w:rPr>
-        <w:t>{{caigou_xiangmu_ming}}</w:t>
       </w:r>
     </w:p>
     <w:p>
@@ -38170,55 +37064,25 @@
     </w:p>
     <w:p>
       <w:pPr>
-        <w:spacing w:line="360" w:lineRule="auto"/>
-        <w:jc w:val="center"/>
-        <w:rPr>
-          <w:rFonts w:hint="eastAsia" w:ascii="宋体" w:hAnsi="宋体" w:cs="宋体"/>
-          <w:sz w:val="30"/>
-          <w:szCs w:val="30"/>
-          <w:highlight w:val="none"/>
-        </w:rPr>
-      </w:pPr>
-    </w:p>
-    <w:p>
-      <w:pPr>
-        <w:adjustRightInd w:val="0"/>
-        <w:snapToGrid w:val="0"/>
-        <w:ind w:firstLine="573"/>
-        <w:rPr>
-          <w:rFonts w:ascii="仿宋_GB2312" w:hAnsi="宋体" w:eastAsia="仿宋_GB2312"/>
-          <w:sz w:val="24"/>
-          <w:szCs w:val="24"/>
-          <w:highlight w:val="none"/>
-        </w:rPr>
-      </w:pPr>
-    </w:p>
-    <w:p>
-      <w:pPr>
-        <w:rPr>
-          <w:rFonts w:ascii="仿宋_GB2312" w:eastAsia="仿宋_GB2312"/>
-          <w:sz w:val="24"/>
-          <w:szCs w:val="24"/>
-          <w:highlight w:val="none"/>
-        </w:rPr>
-      </w:pPr>
-    </w:p>
-    <w:p>
-      <w:pPr>
-        <w:rPr>
-          <w:rFonts w:ascii="仿宋_GB2312" w:eastAsia="仿宋_GB2312"/>
-          <w:sz w:val="24"/>
-          <w:szCs w:val="24"/>
-          <w:highlight w:val="none"/>
-        </w:rPr>
-      </w:pPr>
-    </w:p>
-    <w:p>
-      <w:pPr>
-        <w:widowControl/>
-        <w:jc w:val="left"/>
-        <w:rPr>
-          <w:rFonts w:ascii="仿宋_GB2312" w:hAnsi="宋体" w:eastAsia="仿宋_GB2312"/>
+        <w:pStyle w:val="4"/>
+        <w:keepNext w:val="0"/>
+        <w:keepLines w:val="0"/>
+        <w:pageBreakBefore/>
+        <w:widowControl w:val="0"/>
+        <w:kinsoku/>
+        <w:wordWrap/>
+        <w:overflowPunct/>
+        <w:topLinePunct w:val="0"/>
+        <w:autoSpaceDE/>
+        <w:autoSpaceDN/>
+        <w:bidi w:val="0"/>
+        <w:adjustRightInd/>
+        <w:snapToGrid/>
+        <w:spacing w:line="416" w:lineRule="auto"/>
+        <w:textAlignment w:val="auto"/>
+        <w:outlineLvl w:val="1"/>
+        <w:rPr>
+          <w:rFonts w:ascii="宋体" w:hAnsi="宋体"/>
           <w:sz w:val="28"/>
           <w:szCs w:val="28"/>
           <w:highlight w:val="none"/>
@@ -38226,27 +37090,6 @@
       </w:pPr>
       <w:bookmarkStart w:id="66" w:name="_Toc88209963"/>
       <w:bookmarkStart w:id="67" w:name="_Toc87616400"/>
-    </w:p>
-    <w:p>
-      <w:pPr>
-        <w:pStyle w:val="4"/>
-        <w:outlineLvl w:val="1"/>
-        <w:rPr>
-          <w:rFonts w:ascii="宋体" w:hAnsi="宋体"/>
-          <w:sz w:val="28"/>
-          <w:szCs w:val="28"/>
-          <w:highlight w:val="none"/>
-        </w:rPr>
-      </w:pPr>
-      <w:r>
-        <w:rPr>
-          <w:rFonts w:hint="eastAsia" w:ascii="仿宋_GB2312" w:hAnsi="宋体" w:eastAsia="仿宋_GB2312"/>
-          <w:sz w:val="28"/>
-          <w:szCs w:val="28"/>
-          <w:highlight w:val="none"/>
-        </w:rPr>
-        <w:br w:type="page"/>
-      </w:r>
       <w:bookmarkStart w:id="68" w:name="_Toc7197"/>
       <w:r>
         <w:rPr>
@@ -39422,9 +38265,21 @@
     </w:p>
     <w:p>
       <w:pPr>
+        <w:keepNext w:val="0"/>
+        <w:keepLines w:val="0"/>
+        <w:pageBreakBefore/>
+        <w:widowControl w:val="0"/>
+        <w:kinsoku/>
+        <w:wordWrap/>
+        <w:overflowPunct/>
+        <w:topLinePunct w:val="0"/>
+        <w:autoSpaceDE/>
+        <w:autoSpaceDN/>
+        <w:bidi w:val="0"/>
         <w:adjustRightInd w:val="0"/>
         <w:snapToGrid w:val="0"/>
         <w:spacing w:line="600" w:lineRule="exact"/>
+        <w:textAlignment w:val="auto"/>
         <w:outlineLvl w:val="2"/>
         <w:rPr>
           <w:rFonts w:ascii="仿宋_GB2312" w:hAnsi="宋体" w:eastAsia="仿宋_GB2312"/>
@@ -39502,385 +38357,20 @@
     <w:p>
       <w:pPr>
         <w:pStyle w:val="19"/>
-        <w:rPr>
-          <w:rFonts w:ascii="仿宋_GB2312" w:hAnsi="宋体" w:eastAsia="仿宋_GB2312"/>
-          <w:sz w:val="28"/>
-          <w:szCs w:val="28"/>
-          <w:highlight w:val="none"/>
-        </w:rPr>
-      </w:pPr>
-    </w:p>
-    <w:p>
-      <w:pPr>
-        <w:pStyle w:val="19"/>
-        <w:rPr>
-          <w:rFonts w:ascii="仿宋_GB2312" w:hAnsi="宋体" w:eastAsia="仿宋_GB2312"/>
-          <w:sz w:val="28"/>
-          <w:szCs w:val="28"/>
-          <w:highlight w:val="none"/>
-        </w:rPr>
-      </w:pPr>
-    </w:p>
-    <w:p>
-      <w:pPr>
-        <w:pStyle w:val="19"/>
-        <w:rPr>
-          <w:rFonts w:ascii="仿宋_GB2312" w:hAnsi="宋体" w:eastAsia="仿宋_GB2312"/>
-          <w:sz w:val="28"/>
-          <w:szCs w:val="28"/>
-          <w:highlight w:val="none"/>
-        </w:rPr>
-      </w:pPr>
-    </w:p>
-    <w:p>
-      <w:pPr>
-        <w:pStyle w:val="19"/>
-        <w:rPr>
-          <w:rFonts w:ascii="仿宋_GB2312" w:hAnsi="宋体" w:eastAsia="仿宋_GB2312"/>
-          <w:sz w:val="28"/>
-          <w:szCs w:val="28"/>
-          <w:highlight w:val="none"/>
-        </w:rPr>
-      </w:pPr>
-    </w:p>
-    <w:p>
-      <w:pPr>
-        <w:pStyle w:val="19"/>
-        <w:rPr>
-          <w:rFonts w:ascii="仿宋_GB2312" w:hAnsi="宋体" w:eastAsia="仿宋_GB2312"/>
-          <w:sz w:val="28"/>
-          <w:szCs w:val="28"/>
-          <w:highlight w:val="none"/>
-        </w:rPr>
-      </w:pPr>
-    </w:p>
-    <w:p>
-      <w:pPr>
-        <w:adjustRightInd w:val="0"/>
-        <w:snapToGrid w:val="0"/>
-        <w:spacing w:line="600" w:lineRule="exact"/>
-        <w:outlineLvl w:val="2"/>
-        <w:rPr>
-          <w:rFonts w:ascii="仿宋_GB2312" w:hAnsi="宋体" w:eastAsia="仿宋_GB2312"/>
-          <w:sz w:val="28"/>
-          <w:szCs w:val="28"/>
-          <w:highlight w:val="none"/>
-        </w:rPr>
-      </w:pPr>
-      <w:r>
-        <w:rPr>
-          <w:rFonts w:ascii="仿宋_GB2312" w:hAnsi="宋体" w:eastAsia="仿宋_GB2312"/>
-          <w:b/>
-          <w:bCs/>
-          <w:sz w:val="28"/>
-          <w:szCs w:val="28"/>
-          <w:highlight w:val="none"/>
-        </w:rPr>
-        <w:t>4.2</w:t>
-      </w:r>
-      <w:r>
-        <w:rPr>
-          <w:rFonts w:hint="eastAsia" w:ascii="仿宋_GB2312" w:hAnsi="宋体" w:eastAsia="仿宋_GB2312"/>
-          <w:b/>
-          <w:bCs/>
-          <w:sz w:val="28"/>
-          <w:szCs w:val="28"/>
-          <w:highlight w:val="none"/>
-        </w:rPr>
-        <w:t>近年类似项目情况表</w:t>
-      </w:r>
-    </w:p>
-    <w:p>
-      <w:pPr>
-        <w:adjustRightInd w:val="0"/>
-        <w:snapToGrid w:val="0"/>
-        <w:spacing w:line="600" w:lineRule="exact"/>
-        <w:ind w:firstLine="570"/>
-        <w:rPr>
-          <w:rFonts w:ascii="仿宋_GB2312" w:hAnsi="宋体" w:eastAsia="仿宋_GB2312"/>
-          <w:sz w:val="28"/>
-          <w:szCs w:val="28"/>
-          <w:highlight w:val="none"/>
-        </w:rPr>
-      </w:pPr>
-      <w:r>
-        <w:rPr>
-          <w:rFonts w:ascii="仿宋_GB2312" w:hAnsi="宋体" w:eastAsia="仿宋_GB2312"/>
-          <w:sz w:val="28"/>
-          <w:szCs w:val="28"/>
-          <w:highlight w:val="none"/>
-        </w:rPr>
-        <w:t>注</w:t>
-      </w:r>
-      <w:r>
-        <w:rPr>
-          <w:rFonts w:hint="eastAsia" w:ascii="仿宋_GB2312" w:hAnsi="宋体" w:eastAsia="仿宋_GB2312"/>
-          <w:sz w:val="28"/>
-          <w:szCs w:val="28"/>
-          <w:highlight w:val="none"/>
-        </w:rPr>
-        <w:t>：</w:t>
-      </w:r>
-      <w:r>
-        <w:rPr>
-          <w:rFonts w:ascii="仿宋_GB2312" w:hAnsi="宋体" w:eastAsia="仿宋_GB2312"/>
-          <w:sz w:val="28"/>
-          <w:szCs w:val="28"/>
-          <w:highlight w:val="none"/>
-        </w:rPr>
-        <w:t>供应商应按供应商须知的要求附相关证明材料</w:t>
-      </w:r>
-    </w:p>
-    <w:p>
-      <w:pPr>
-        <w:pStyle w:val="19"/>
-        <w:rPr>
-          <w:rFonts w:hint="eastAsia" w:ascii="宋体" w:hAnsi="宋体"/>
-          <w:color w:val="auto"/>
-          <w:sz w:val="28"/>
-          <w:szCs w:val="28"/>
-          <w:highlight w:val="none"/>
-          <w:lang w:val="en-US" w:eastAsia="zh-CN"/>
-        </w:rPr>
-      </w:pPr>
-    </w:p>
-    <w:p>
-      <w:pPr>
-        <w:pStyle w:val="19"/>
-        <w:rPr>
-          <w:rFonts w:hint="eastAsia" w:ascii="宋体" w:hAnsi="宋体"/>
-          <w:color w:val="auto"/>
-          <w:sz w:val="28"/>
-          <w:szCs w:val="28"/>
-          <w:highlight w:val="none"/>
-          <w:lang w:val="en-US" w:eastAsia="zh-CN"/>
-        </w:rPr>
-      </w:pPr>
-    </w:p>
-    <w:p>
-      <w:pPr>
-        <w:pStyle w:val="19"/>
-        <w:rPr>
-          <w:rFonts w:hint="eastAsia" w:ascii="宋体" w:hAnsi="宋体"/>
-          <w:color w:val="auto"/>
-          <w:sz w:val="28"/>
-          <w:szCs w:val="28"/>
-          <w:highlight w:val="none"/>
-          <w:lang w:val="en-US" w:eastAsia="zh-CN"/>
-        </w:rPr>
-      </w:pPr>
-    </w:p>
-    <w:p>
-      <w:pPr>
-        <w:pStyle w:val="19"/>
-        <w:rPr>
-          <w:rFonts w:hint="eastAsia" w:ascii="宋体" w:hAnsi="宋体"/>
-          <w:color w:val="auto"/>
-          <w:sz w:val="28"/>
-          <w:szCs w:val="28"/>
-          <w:highlight w:val="none"/>
-          <w:lang w:val="en-US" w:eastAsia="zh-CN"/>
-        </w:rPr>
-      </w:pPr>
-    </w:p>
-    <w:p>
-      <w:pPr>
-        <w:pStyle w:val="19"/>
-        <w:rPr>
-          <w:rFonts w:hint="eastAsia" w:ascii="宋体" w:hAnsi="宋体"/>
-          <w:color w:val="auto"/>
-          <w:sz w:val="28"/>
-          <w:szCs w:val="28"/>
-          <w:highlight w:val="none"/>
-          <w:lang w:val="en-US" w:eastAsia="zh-CN"/>
-        </w:rPr>
-      </w:pPr>
-    </w:p>
-    <w:p>
-      <w:pPr>
-        <w:pStyle w:val="19"/>
-        <w:rPr>
-          <w:rFonts w:hint="eastAsia" w:ascii="宋体" w:hAnsi="宋体"/>
-          <w:color w:val="auto"/>
-          <w:sz w:val="28"/>
-          <w:szCs w:val="28"/>
-          <w:highlight w:val="none"/>
-          <w:lang w:val="en-US" w:eastAsia="zh-CN"/>
-        </w:rPr>
-      </w:pPr>
-    </w:p>
-    <w:p>
-      <w:pPr>
-        <w:pStyle w:val="19"/>
-        <w:rPr>
-          <w:rFonts w:hint="eastAsia" w:ascii="宋体" w:hAnsi="宋体"/>
-          <w:color w:val="auto"/>
-          <w:sz w:val="28"/>
-          <w:szCs w:val="28"/>
-          <w:highlight w:val="none"/>
-          <w:lang w:val="en-US" w:eastAsia="zh-CN"/>
-        </w:rPr>
-      </w:pPr>
-    </w:p>
-    <w:p>
-      <w:pPr>
-        <w:pStyle w:val="19"/>
-        <w:rPr>
-          <w:rFonts w:hint="eastAsia" w:ascii="宋体" w:hAnsi="宋体"/>
-          <w:color w:val="auto"/>
-          <w:sz w:val="28"/>
-          <w:szCs w:val="28"/>
-          <w:highlight w:val="none"/>
-          <w:lang w:val="en-US" w:eastAsia="zh-CN"/>
-        </w:rPr>
-      </w:pPr>
-    </w:p>
-    <w:p>
-      <w:pPr>
-        <w:pStyle w:val="19"/>
-        <w:rPr>
-          <w:rFonts w:hint="eastAsia" w:ascii="宋体" w:hAnsi="宋体"/>
-          <w:color w:val="auto"/>
-          <w:sz w:val="28"/>
-          <w:szCs w:val="28"/>
-          <w:highlight w:val="none"/>
-          <w:lang w:val="en-US" w:eastAsia="zh-CN"/>
-        </w:rPr>
-      </w:pPr>
-    </w:p>
-    <w:p>
-      <w:pPr>
-        <w:pStyle w:val="19"/>
-        <w:rPr>
-          <w:rFonts w:hint="eastAsia" w:ascii="宋体" w:hAnsi="宋体"/>
-          <w:color w:val="auto"/>
-          <w:sz w:val="28"/>
-          <w:szCs w:val="28"/>
-          <w:highlight w:val="none"/>
-          <w:lang w:val="en-US" w:eastAsia="zh-CN"/>
-        </w:rPr>
-      </w:pPr>
-    </w:p>
-    <w:p>
-      <w:pPr>
-        <w:pStyle w:val="19"/>
-        <w:rPr>
-          <w:rFonts w:hint="eastAsia" w:ascii="宋体" w:hAnsi="宋体"/>
-          <w:color w:val="auto"/>
-          <w:sz w:val="28"/>
-          <w:szCs w:val="28"/>
-          <w:highlight w:val="none"/>
-          <w:lang w:val="en-US" w:eastAsia="zh-CN"/>
-        </w:rPr>
-      </w:pPr>
-    </w:p>
-    <w:p>
-      <w:pPr>
-        <w:pStyle w:val="19"/>
-        <w:rPr>
-          <w:rFonts w:hint="eastAsia" w:ascii="宋体" w:hAnsi="宋体"/>
-          <w:color w:val="auto"/>
-          <w:sz w:val="28"/>
-          <w:szCs w:val="28"/>
-          <w:highlight w:val="none"/>
-          <w:lang w:val="en-US" w:eastAsia="zh-CN"/>
-        </w:rPr>
-      </w:pPr>
-    </w:p>
-    <w:p>
-      <w:pPr>
-        <w:pStyle w:val="19"/>
-        <w:rPr>
-          <w:rFonts w:hint="eastAsia" w:ascii="宋体" w:hAnsi="宋体"/>
-          <w:color w:val="auto"/>
-          <w:sz w:val="28"/>
-          <w:szCs w:val="28"/>
-          <w:highlight w:val="none"/>
-          <w:lang w:val="en-US" w:eastAsia="zh-CN"/>
-        </w:rPr>
-      </w:pPr>
-    </w:p>
-    <w:p>
-      <w:pPr>
-        <w:pStyle w:val="19"/>
-        <w:rPr>
-          <w:rFonts w:hint="eastAsia" w:ascii="宋体" w:hAnsi="宋体"/>
-          <w:color w:val="auto"/>
-          <w:sz w:val="28"/>
-          <w:szCs w:val="28"/>
-          <w:highlight w:val="none"/>
-          <w:lang w:val="en-US" w:eastAsia="zh-CN"/>
-        </w:rPr>
-      </w:pPr>
-    </w:p>
-    <w:p>
-      <w:pPr>
-        <w:pStyle w:val="19"/>
-        <w:rPr>
-          <w:rFonts w:hint="eastAsia" w:ascii="宋体" w:hAnsi="宋体"/>
-          <w:color w:val="auto"/>
-          <w:sz w:val="28"/>
-          <w:szCs w:val="28"/>
-          <w:highlight w:val="none"/>
-          <w:lang w:val="en-US" w:eastAsia="zh-CN"/>
-        </w:rPr>
-      </w:pPr>
-    </w:p>
-    <w:p>
-      <w:pPr>
-        <w:pStyle w:val="19"/>
-        <w:rPr>
-          <w:rFonts w:hint="eastAsia" w:ascii="宋体" w:hAnsi="宋体"/>
-          <w:color w:val="auto"/>
-          <w:sz w:val="28"/>
-          <w:szCs w:val="28"/>
-          <w:highlight w:val="none"/>
-          <w:lang w:val="en-US" w:eastAsia="zh-CN"/>
-        </w:rPr>
-      </w:pPr>
-    </w:p>
-    <w:p>
-      <w:pPr>
-        <w:pStyle w:val="19"/>
-        <w:rPr>
-          <w:rFonts w:hint="eastAsia" w:ascii="宋体" w:hAnsi="宋体"/>
-          <w:color w:val="auto"/>
-          <w:sz w:val="28"/>
-          <w:szCs w:val="28"/>
-          <w:highlight w:val="none"/>
-          <w:lang w:val="en-US" w:eastAsia="zh-CN"/>
-        </w:rPr>
-      </w:pPr>
-    </w:p>
-    <w:p>
-      <w:pPr>
-        <w:pStyle w:val="19"/>
-        <w:rPr>
-          <w:rFonts w:hint="eastAsia" w:ascii="宋体" w:hAnsi="宋体"/>
-          <w:color w:val="auto"/>
-          <w:sz w:val="28"/>
-          <w:szCs w:val="28"/>
-          <w:highlight w:val="none"/>
-          <w:lang w:val="en-US" w:eastAsia="zh-CN"/>
-        </w:rPr>
-      </w:pPr>
-    </w:p>
-    <w:p>
-      <w:pPr>
-        <w:pStyle w:val="19"/>
-        <w:rPr>
-          <w:rFonts w:hint="eastAsia" w:ascii="宋体" w:hAnsi="宋体"/>
-          <w:color w:val="auto"/>
-          <w:sz w:val="28"/>
-          <w:szCs w:val="28"/>
-          <w:highlight w:val="none"/>
-          <w:lang w:val="en-US" w:eastAsia="zh-CN"/>
-        </w:rPr>
-      </w:pPr>
-    </w:p>
-    <w:p>
-      <w:pPr>
-        <w:pStyle w:val="19"/>
+        <w:keepNext w:val="0"/>
+        <w:keepLines w:val="0"/>
+        <w:pageBreakBefore/>
+        <w:widowControl w:val="0"/>
+        <w:kinsoku/>
+        <w:wordWrap/>
+        <w:overflowPunct/>
+        <w:topLinePunct w:val="0"/>
+        <w:autoSpaceDE/>
+        <w:autoSpaceDN/>
+        <w:bidi w:val="0"/>
+        <w:adjustRightInd/>
+        <w:snapToGrid/>
+        <w:textAlignment w:val="auto"/>
         <w:rPr>
           <w:rFonts w:hint="eastAsia" w:ascii="仿宋_GB2312" w:hAnsi="宋体" w:eastAsia="宋体"/>
           <w:color w:val="auto"/>
@@ -40227,97 +38717,30 @@
     <w:p>
       <w:pPr>
         <w:pStyle w:val="4"/>
-        <w:rPr>
-          <w:rFonts w:hint="eastAsia"/>
+        <w:keepNext w:val="0"/>
+        <w:keepLines w:val="0"/>
+        <w:pageBreakBefore/>
+        <w:widowControl w:val="0"/>
+        <w:kinsoku/>
+        <w:wordWrap/>
+        <w:overflowPunct/>
+        <w:topLinePunct w:val="0"/>
+        <w:autoSpaceDE/>
+        <w:autoSpaceDN/>
+        <w:bidi w:val="0"/>
+        <w:adjustRightInd/>
+        <w:snapToGrid/>
+        <w:spacing w:line="416" w:lineRule="auto"/>
+        <w:textAlignment w:val="auto"/>
+        <w:outlineLvl w:val="1"/>
+        <w:rPr>
+          <w:rFonts w:ascii="宋体" w:hAnsi="宋体"/>
+          <w:sz w:val="28"/>
+          <w:szCs w:val="28"/>
+          <w:highlight w:val="none"/>
         </w:rPr>
       </w:pPr>
-    </w:p>
-    <w:p>
-      <w:pPr>
-        <w:rPr>
-          <w:rFonts w:hint="eastAsia"/>
-        </w:rPr>
-      </w:pPr>
-    </w:p>
-    <w:p>
-      <w:pPr>
-        <w:pStyle w:val="19"/>
-        <w:rPr>
-          <w:rFonts w:hint="eastAsia"/>
-        </w:rPr>
-      </w:pPr>
-    </w:p>
-    <w:p>
-      <w:pPr>
-        <w:pStyle w:val="19"/>
-        <w:rPr>
-          <w:rFonts w:hint="eastAsia"/>
-        </w:rPr>
-      </w:pPr>
-    </w:p>
-    <w:p>
-      <w:pPr>
-        <w:pStyle w:val="19"/>
-        <w:rPr>
-          <w:rFonts w:hint="eastAsia"/>
-        </w:rPr>
-      </w:pPr>
-    </w:p>
-    <w:p>
-      <w:pPr>
-        <w:pStyle w:val="19"/>
-        <w:rPr>
-          <w:rFonts w:hint="eastAsia"/>
-        </w:rPr>
-      </w:pPr>
-    </w:p>
-    <w:p>
-      <w:pPr>
-        <w:pStyle w:val="19"/>
-        <w:rPr>
-          <w:rFonts w:hint="eastAsia"/>
-        </w:rPr>
-      </w:pPr>
-    </w:p>
-    <w:p>
-      <w:pPr>
-        <w:pStyle w:val="19"/>
-        <w:rPr>
-          <w:rFonts w:hint="eastAsia"/>
-        </w:rPr>
-      </w:pPr>
-    </w:p>
-    <w:p>
-      <w:pPr>
-        <w:pStyle w:val="19"/>
-        <w:rPr>
-          <w:rFonts w:hint="eastAsia"/>
-        </w:rPr>
-      </w:pPr>
-    </w:p>
-    <w:p>
-      <w:pPr>
-        <w:rPr>
-          <w:highlight w:val="none"/>
-        </w:rPr>
-      </w:pPr>
-      <w:bookmarkStart w:id="71" w:name="_Toc87616402"/>
-      <w:bookmarkStart w:id="72" w:name="_Toc88209965"/>
-    </w:p>
-    <w:bookmarkEnd w:id="71"/>
-    <w:bookmarkEnd w:id="72"/>
-    <w:p>
-      <w:pPr>
-        <w:pStyle w:val="4"/>
-        <w:outlineLvl w:val="1"/>
-        <w:rPr>
-          <w:rFonts w:ascii="宋体" w:hAnsi="宋体"/>
-          <w:sz w:val="28"/>
-          <w:szCs w:val="28"/>
-          <w:highlight w:val="none"/>
-        </w:rPr>
-      </w:pPr>
-      <w:bookmarkStart w:id="73" w:name="_Toc30866"/>
+      <w:bookmarkStart w:id="71" w:name="_Toc30866"/>
       <w:r>
         <w:rPr>
           <w:rFonts w:hint="eastAsia" w:ascii="宋体" w:hAnsi="宋体"/>
@@ -40337,7 +38760,7 @@
         </w:rPr>
         <w:t>.其他资料</w:t>
       </w:r>
-      <w:bookmarkEnd w:id="73"/>
+      <w:bookmarkEnd w:id="71"/>
     </w:p>
     <w:p>
       <w:pPr>
@@ -40651,7 +39074,7 @@
           <w:highlight w:val="none"/>
         </w:rPr>
       </w:pPr>
-      <w:bookmarkStart w:id="74" w:name="_Toc21622"/>
+      <w:bookmarkStart w:id="72" w:name="_Toc21622"/>
       <w:r>
         <w:rPr>
           <w:rFonts w:hint="eastAsia" w:ascii="仿宋_GB2312" w:hAnsi="宋体" w:eastAsia="仿宋_GB2312"/>
@@ -40661,163 +39084,27 @@
         </w:rPr>
         <w:t>附件1.拟投入本项目的业绩一揽表</w:t>
       </w:r>
-      <w:bookmarkEnd w:id="74"/>
+      <w:bookmarkEnd w:id="72"/>
     </w:p>
     <w:p>
       <w:pPr>
-        <w:adjustRightInd w:val="0"/>
-        <w:snapToGrid w:val="0"/>
-        <w:spacing w:line="600" w:lineRule="exact"/>
-        <w:ind w:firstLine="570"/>
-        <w:rPr>
-          <w:rFonts w:hint="eastAsia" w:ascii="仿宋_GB2312" w:hAnsi="宋体" w:eastAsia="仿宋_GB2312"/>
-          <w:sz w:val="28"/>
-          <w:szCs w:val="28"/>
-          <w:highlight w:val="none"/>
-          <w:lang w:eastAsia="zh-CN"/>
-        </w:rPr>
-      </w:pPr>
-    </w:p>
-    <w:p>
-      <w:pPr>
-        <w:pStyle w:val="14"/>
-        <w:rPr>
-          <w:highlight w:val="none"/>
-        </w:rPr>
-      </w:pPr>
-    </w:p>
-    <w:p>
-      <w:pPr>
-        <w:pStyle w:val="14"/>
-        <w:rPr>
-          <w:highlight w:val="none"/>
-        </w:rPr>
-      </w:pPr>
-    </w:p>
-    <w:p>
-      <w:pPr>
-        <w:pStyle w:val="59"/>
-        <w:rPr>
-          <w:highlight w:val="none"/>
-        </w:rPr>
-      </w:pPr>
-    </w:p>
-    <w:p>
-      <w:pPr>
-        <w:rPr>
-          <w:highlight w:val="none"/>
-        </w:rPr>
-      </w:pPr>
-    </w:p>
-    <w:p>
-      <w:pPr>
-        <w:pStyle w:val="4"/>
-        <w:rPr>
-          <w:highlight w:val="none"/>
-        </w:rPr>
-      </w:pPr>
-    </w:p>
-    <w:p>
-      <w:pPr>
-        <w:rPr>
-          <w:highlight w:val="none"/>
-        </w:rPr>
-      </w:pPr>
-    </w:p>
-    <w:p>
-      <w:pPr>
-        <w:pStyle w:val="4"/>
-        <w:rPr>
-          <w:highlight w:val="none"/>
-        </w:rPr>
-      </w:pPr>
-    </w:p>
-    <w:p>
-      <w:pPr>
-        <w:rPr>
-          <w:highlight w:val="none"/>
-        </w:rPr>
-      </w:pPr>
-    </w:p>
-    <w:p>
-      <w:pPr>
-        <w:pStyle w:val="4"/>
-        <w:rPr>
-          <w:highlight w:val="none"/>
-        </w:rPr>
-      </w:pPr>
-    </w:p>
-    <w:p>
-      <w:pPr>
-        <w:rPr>
-          <w:highlight w:val="none"/>
-        </w:rPr>
-      </w:pPr>
-    </w:p>
-    <w:p>
-      <w:pPr>
-        <w:pStyle w:val="4"/>
-        <w:rPr>
-          <w:highlight w:val="none"/>
-        </w:rPr>
-      </w:pPr>
-    </w:p>
-    <w:p/>
-    <w:p>
-      <w:pPr>
-        <w:pStyle w:val="14"/>
-        <w:rPr>
-          <w:rFonts w:hint="eastAsia"/>
-          <w:highlight w:val="none"/>
-        </w:rPr>
-      </w:pPr>
-    </w:p>
-    <w:p>
-      <w:pPr>
-        <w:rPr>
-          <w:rFonts w:hint="eastAsia"/>
-          <w:highlight w:val="none"/>
-        </w:rPr>
-      </w:pPr>
-    </w:p>
-    <w:p>
-      <w:pPr>
-        <w:rPr>
-          <w:rFonts w:hint="eastAsia"/>
-          <w:highlight w:val="none"/>
-        </w:rPr>
-      </w:pPr>
-    </w:p>
-    <w:p>
-      <w:pPr>
-        <w:rPr>
-          <w:rFonts w:hint="eastAsia"/>
-          <w:highlight w:val="none"/>
-        </w:rPr>
-      </w:pPr>
-    </w:p>
-    <w:p>
-      <w:pPr>
-        <w:rPr>
-          <w:rFonts w:hint="eastAsia"/>
-          <w:highlight w:val="none"/>
-        </w:rPr>
-      </w:pPr>
-    </w:p>
-    <w:p>
-      <w:pPr>
-        <w:pStyle w:val="14"/>
-        <w:rPr>
-          <w:rFonts w:hint="eastAsia"/>
-          <w:highlight w:val="none"/>
-        </w:rPr>
-      </w:pPr>
-    </w:p>
-    <w:p>
-      <w:pPr>
+        <w:keepNext w:val="0"/>
+        <w:keepLines w:val="0"/>
+        <w:pageBreakBefore/>
+        <w:widowControl w:val="0"/>
+        <w:kinsoku/>
+        <w:wordWrap/>
+        <w:overflowPunct/>
+        <w:topLinePunct w:val="0"/>
+        <w:autoSpaceDE/>
+        <w:autoSpaceDN/>
+        <w:bidi w:val="0"/>
+        <w:adjustRightInd/>
+        <w:snapToGrid/>
         <w:spacing w:line="420" w:lineRule="exact"/>
-        <w:ind w:right="264" w:firstLine="640" w:firstLineChars="200"/>
+        <w:ind w:right="266" w:firstLine="640" w:firstLineChars="200"/>
         <w:jc w:val="left"/>
+        <w:textAlignment w:val="auto"/>
         <w:outlineLvl w:val="0"/>
         <w:rPr>
           <w:rFonts w:ascii="仿宋" w:hAnsi="仿宋" w:eastAsia="仿宋"/>
@@ -40826,7 +39113,7 @@
           <w:highlight w:val="none"/>
         </w:rPr>
       </w:pPr>
-      <w:bookmarkStart w:id="75" w:name="_Toc2481"/>
+      <w:bookmarkStart w:id="73" w:name="_Toc2481"/>
       <w:r>
         <w:rPr>
           <w:rFonts w:hint="eastAsia" w:ascii="仿宋" w:hAnsi="仿宋" w:eastAsia="仿宋"/>
@@ -40845,7 +39132,7 @@
         </w:rPr>
         <w:t>1</w:t>
       </w:r>
-      <w:bookmarkEnd w:id="75"/>
+      <w:bookmarkEnd w:id="73"/>
     </w:p>
     <w:p>
       <w:pPr>
@@ -40879,7 +39166,7 @@
           <w:highlight w:val="none"/>
         </w:rPr>
       </w:pPr>
-      <w:bookmarkStart w:id="76" w:name="_Toc12091"/>
+      <w:bookmarkStart w:id="74" w:name="_Toc12091"/>
       <w:r>
         <w:rPr>
           <w:rFonts w:hint="eastAsia" w:ascii="仿宋" w:hAnsi="仿宋" w:eastAsia="仿宋"/>
@@ -40892,7 +39179,7 @@
         </w:rPr>
         <w:t>拟投入本项目的业绩一揽表</w:t>
       </w:r>
-      <w:bookmarkEnd w:id="76"/>
+      <w:bookmarkEnd w:id="74"/>
     </w:p>
     <w:p>
       <w:pPr>
@@ -40917,17 +39204,8 @@
         </w:rPr>
         <w:t>工程名称：</w:t>
       </w:r>
-      <w:r>
-        <w:rPr>
-          <w:rFonts w:hint="eastAsia" w:ascii="仿宋" w:hAnsi="仿宋" w:eastAsia="仿宋" w:cs="宋体"/>
-          <w:kern w:val="0"/>
-          <w:sz w:val="24"/>
-          <w:szCs w:val="24"/>
-          <w:highlight w:val="none"/>
-          <w:lang w:val="en-US" w:eastAsia="zh-CN"/>
-        </w:rPr>
-        <w:t>{{caigou_xiangmu_ming}}</w:t>
-      </w:r>
+      <w:bookmarkStart w:id="75" w:name="_GoBack"/>
+      <w:bookmarkEnd w:id="75"/>
     </w:p>
     <w:tbl>
       <w:tblPr>
@@ -42313,21 +40591,6 @@
     </w:lvl>
   </w:abstractNum>
   <w:abstractNum w:abstractNumId="1">
-    <w:nsid w:val="1BA27DBA"/>
-    <w:multiLevelType w:val="singleLevel"/>
-    <w:tmpl w:val="1BA27DBA"/>
-    <w:lvl w:ilvl="0" w:tentative="0">
-      <w:start w:val="6"/>
-      <w:numFmt w:val="chineseCounting"/>
-      <w:suff w:val="space"/>
-      <w:lvlText w:val="第%1章"/>
-      <w:lvlJc w:val="left"/>
-      <w:rPr>
-        <w:rFonts w:hint="eastAsia"/>
-      </w:rPr>
-    </w:lvl>
-  </w:abstractNum>
-  <w:abstractNum w:abstractNumId="2">
     <w:nsid w:val="259905B5"/>
     <w:multiLevelType w:val="multilevel"/>
     <w:tmpl w:val="259905B5"/>
@@ -42479,13 +40742,10 @@
     </w:lvl>
   </w:abstractNum>
   <w:num w:numId="1">
-    <w:abstractNumId w:val="2"/>
+    <w:abstractNumId w:val="1"/>
   </w:num>
   <w:num w:numId="2">
     <w:abstractNumId w:val="0"/>
-  </w:num>
-  <w:num w:numId="3">
-    <w:abstractNumId w:val="1"/>
   </w:num>
 </w:numbering>
 </file>
